--- a/backend/templates/word/special_answer_blank_template.docx
+++ b/backend/templates/word/special_answer_blank_template.docx
@@ -53,8 +53,8 @@
         </w:trPr>
         <w:tc>
           <w:tcPr>
-            <w:tcW w:w="1131" w:type="dxa"/>
-            <w:gridSpan w:val="4"/>
+            <w:tcW w:w="1706" w:type="dxa"/>
+            <w:gridSpan w:val="6"/>
             <w:vMerge w:val="restart"/>
             <w:tcBorders>
               <w:top w:val="nil"/>
@@ -73,21 +73,17 @@
                 <w:noProof/>
               </w:rPr>
               <w:drawing>
-                <wp:inline distT="0" distB="0" distL="0" distR="0" wp14:anchorId="4A16D2CF" wp14:editId="2B9AAF8A">
-                  <wp:extent cx="579939" cy="540688"/>
+                <wp:inline distT="0" distB="0" distL="0" distR="0" wp14:anchorId="54B7A83C" wp14:editId="45535309">
+                  <wp:extent cx="884067" cy="752475"/>
                   <wp:effectExtent l="0" t="0" r="0" b="0"/>
-                  <wp:docPr id="1" name="Рисунок 1"/>
-                  <wp:cNvGraphicFramePr>
-                    <a:graphicFrameLocks xmlns:a="http://schemas.openxmlformats.org/drawingml/2006/main" noChangeAspect="1"/>
-                  </wp:cNvGraphicFramePr>
+                  <wp:docPr id="8" name="Рисунок 2" descr="E:\Документы УМО Шурыгин\Международная Олимпиада_2018\в МВАА по МОК\Логотипы\Логотип МОК-2016.tif"/>
+                  <wp:cNvGraphicFramePr/>
                   <a:graphic xmlns:a="http://schemas.openxmlformats.org/drawingml/2006/main">
                     <a:graphicData uri="http://schemas.openxmlformats.org/drawingml/2006/picture">
                       <pic:pic xmlns:pic="http://schemas.openxmlformats.org/drawingml/2006/picture">
                         <pic:nvPicPr>
-                          <pic:cNvPr id="0" name="Picture 1"/>
-                          <pic:cNvPicPr>
-                            <a:picLocks noChangeAspect="1" noChangeArrowheads="1"/>
-                          </pic:cNvPicPr>
+                          <pic:cNvPr id="3" name="Рисунок 2" descr="E:\Документы УМО Шурыгин\Международная Олимпиада_2018\в МВАА по МОК\Логотипы\Логотип МОК-2016.tif"/>
+                          <pic:cNvPicPr/>
                         </pic:nvPicPr>
                         <pic:blipFill>
                           <a:blip r:embed="rId4" cstate="print">
@@ -105,7 +101,7 @@
                         <pic:spPr bwMode="auto">
                           <a:xfrm>
                             <a:off x="0" y="0"/>
-                            <a:ext cx="593468" cy="553301"/>
+                            <a:ext cx="892708" cy="759830"/>
                           </a:xfrm>
                           <a:prstGeom prst="rect">
                             <a:avLst/>
@@ -125,8 +121,240 @@
         </w:tc>
         <w:tc>
           <w:tcPr>
-            <w:tcW w:w="1149" w:type="dxa"/>
-            <w:gridSpan w:val="4"/>
+            <w:tcW w:w="287" w:type="dxa"/>
+            <w:tcBorders>
+              <w:top w:val="nil"/>
+              <w:left w:val="nil"/>
+              <w:bottom w:val="nil"/>
+              <w:right w:val="nil"/>
+            </w:tcBorders>
+          </w:tcPr>
+          <w:p/>
+        </w:tc>
+        <w:tc>
+          <w:tcPr>
+            <w:tcW w:w="287" w:type="dxa"/>
+            <w:tcBorders>
+              <w:top w:val="nil"/>
+              <w:left w:val="nil"/>
+              <w:bottom w:val="nil"/>
+              <w:right w:val="nil"/>
+            </w:tcBorders>
+          </w:tcPr>
+          <w:p/>
+        </w:tc>
+        <w:tc>
+          <w:tcPr>
+            <w:tcW w:w="275" w:type="dxa"/>
+            <w:tcBorders>
+              <w:top w:val="nil"/>
+              <w:left w:val="nil"/>
+              <w:bottom w:val="nil"/>
+              <w:right w:val="nil"/>
+            </w:tcBorders>
+          </w:tcPr>
+          <w:p/>
+        </w:tc>
+        <w:tc>
+          <w:tcPr>
+            <w:tcW w:w="275" w:type="dxa"/>
+            <w:tcBorders>
+              <w:top w:val="nil"/>
+              <w:left w:val="nil"/>
+              <w:bottom w:val="nil"/>
+              <w:right w:val="nil"/>
+            </w:tcBorders>
+          </w:tcPr>
+          <w:p/>
+        </w:tc>
+        <w:tc>
+          <w:tcPr>
+            <w:tcW w:w="275" w:type="dxa"/>
+            <w:tcBorders>
+              <w:top w:val="nil"/>
+              <w:left w:val="nil"/>
+              <w:bottom w:val="nil"/>
+              <w:right w:val="nil"/>
+            </w:tcBorders>
+          </w:tcPr>
+          <w:p/>
+        </w:tc>
+        <w:tc>
+          <w:tcPr>
+            <w:tcW w:w="275" w:type="dxa"/>
+            <w:tcBorders>
+              <w:top w:val="nil"/>
+              <w:left w:val="nil"/>
+              <w:bottom w:val="nil"/>
+              <w:right w:val="nil"/>
+            </w:tcBorders>
+          </w:tcPr>
+          <w:p/>
+        </w:tc>
+        <w:tc>
+          <w:tcPr>
+            <w:tcW w:w="275" w:type="dxa"/>
+            <w:tcBorders>
+              <w:top w:val="nil"/>
+              <w:left w:val="nil"/>
+              <w:bottom w:val="nil"/>
+              <w:right w:val="nil"/>
+            </w:tcBorders>
+          </w:tcPr>
+          <w:p/>
+        </w:tc>
+        <w:tc>
+          <w:tcPr>
+            <w:tcW w:w="275" w:type="dxa"/>
+            <w:tcBorders>
+              <w:top w:val="nil"/>
+              <w:left w:val="nil"/>
+              <w:bottom w:val="nil"/>
+              <w:right w:val="nil"/>
+            </w:tcBorders>
+          </w:tcPr>
+          <w:p/>
+        </w:tc>
+        <w:tc>
+          <w:tcPr>
+            <w:tcW w:w="275" w:type="dxa"/>
+            <w:tcBorders>
+              <w:top w:val="nil"/>
+              <w:left w:val="nil"/>
+              <w:bottom w:val="nil"/>
+              <w:right w:val="nil"/>
+            </w:tcBorders>
+          </w:tcPr>
+          <w:p/>
+        </w:tc>
+        <w:tc>
+          <w:tcPr>
+            <w:tcW w:w="275" w:type="dxa"/>
+            <w:tcBorders>
+              <w:top w:val="nil"/>
+              <w:left w:val="nil"/>
+              <w:bottom w:val="nil"/>
+              <w:right w:val="nil"/>
+            </w:tcBorders>
+          </w:tcPr>
+          <w:p/>
+        </w:tc>
+        <w:tc>
+          <w:tcPr>
+            <w:tcW w:w="275" w:type="dxa"/>
+            <w:tcBorders>
+              <w:top w:val="nil"/>
+              <w:left w:val="nil"/>
+              <w:bottom w:val="nil"/>
+              <w:right w:val="nil"/>
+            </w:tcBorders>
+          </w:tcPr>
+          <w:p/>
+        </w:tc>
+        <w:tc>
+          <w:tcPr>
+            <w:tcW w:w="275" w:type="dxa"/>
+            <w:tcBorders>
+              <w:top w:val="nil"/>
+              <w:left w:val="nil"/>
+              <w:bottom w:val="nil"/>
+              <w:right w:val="nil"/>
+            </w:tcBorders>
+          </w:tcPr>
+          <w:p/>
+        </w:tc>
+        <w:tc>
+          <w:tcPr>
+            <w:tcW w:w="275" w:type="dxa"/>
+            <w:tcBorders>
+              <w:top w:val="nil"/>
+              <w:left w:val="nil"/>
+              <w:bottom w:val="nil"/>
+              <w:right w:val="nil"/>
+            </w:tcBorders>
+          </w:tcPr>
+          <w:p/>
+        </w:tc>
+        <w:tc>
+          <w:tcPr>
+            <w:tcW w:w="275" w:type="dxa"/>
+            <w:tcBorders>
+              <w:top w:val="nil"/>
+              <w:left w:val="nil"/>
+              <w:bottom w:val="nil"/>
+              <w:right w:val="nil"/>
+            </w:tcBorders>
+          </w:tcPr>
+          <w:p/>
+        </w:tc>
+        <w:tc>
+          <w:tcPr>
+            <w:tcW w:w="275" w:type="dxa"/>
+            <w:tcBorders>
+              <w:top w:val="nil"/>
+              <w:left w:val="nil"/>
+              <w:bottom w:val="nil"/>
+              <w:right w:val="nil"/>
+            </w:tcBorders>
+          </w:tcPr>
+          <w:p/>
+        </w:tc>
+        <w:tc>
+          <w:tcPr>
+            <w:tcW w:w="275" w:type="dxa"/>
+            <w:tcBorders>
+              <w:top w:val="nil"/>
+              <w:left w:val="nil"/>
+              <w:bottom w:val="nil"/>
+              <w:right w:val="nil"/>
+            </w:tcBorders>
+            <w:vAlign w:val="center"/>
+          </w:tcPr>
+          <w:p>
+            <w:pPr>
+              <w:jc w:val="center"/>
+              <w:rPr>
+                <w:sz w:val="20"/>
+                <w:szCs w:val="20"/>
+              </w:rPr>
+            </w:pPr>
+          </w:p>
+        </w:tc>
+        <w:tc>
+          <w:tcPr>
+            <w:tcW w:w="2282" w:type="dxa"/>
+            <w:gridSpan w:val="8"/>
+            <w:vMerge w:val="restart"/>
+            <w:tcBorders>
+              <w:top w:val="nil"/>
+              <w:left w:val="nil"/>
+              <w:bottom w:val="nil"/>
+              <w:right w:val="nil"/>
+            </w:tcBorders>
+            <w:vAlign w:val="center"/>
+          </w:tcPr>
+          <w:p>
+            <w:pPr>
+              <w:jc w:val="center"/>
+              <w:rPr>
+                <w:sz w:val="20"/>
+                <w:szCs w:val="20"/>
+              </w:rPr>
+            </w:pPr>
+            <w:r>
+              <w:rPr>
+                <w:rFonts w:ascii="Times New Roman" w:hAnsi="Times New Roman" w:cs="Times New Roman"/>
+                <w:sz w:val="20"/>
+                <w:szCs w:val="20"/>
+              </w:rPr>
+              <w:t>{{TOUR_TASK}}</w:t>
+            </w:r>
+          </w:p>
+        </w:tc>
+        <w:tc>
+          <w:tcPr>
+            <w:tcW w:w="1776" w:type="dxa"/>
+            <w:gridSpan w:val="6"/>
             <w:vMerge w:val="restart"/>
             <w:tcBorders>
               <w:top w:val="nil"/>
@@ -145,10 +373,10 @@
                 <w:noProof/>
               </w:rPr>
               <w:drawing>
-                <wp:inline distT="0" distB="0" distL="0" distR="0" wp14:anchorId="3973FCAD" wp14:editId="4FC726EF">
-                  <wp:extent cx="592501" cy="504913"/>
-                  <wp:effectExtent l="0" t="0" r="0" b="9525"/>
-                  <wp:docPr id="2" name="Рисунок 2"/>
+                <wp:inline distT="0" distB="0" distL="0" distR="0" wp14:anchorId="6810D993" wp14:editId="788F1D4B">
+                  <wp:extent cx="939915" cy="876300"/>
+                  <wp:effectExtent l="0" t="0" r="0" b="0"/>
+                  <wp:docPr id="1" name="Рисунок 1"/>
                   <wp:cNvGraphicFramePr>
                     <a:graphicFrameLocks xmlns:a="http://schemas.openxmlformats.org/drawingml/2006/main" noChangeAspect="1"/>
                   </wp:cNvGraphicFramePr>
@@ -156,19 +384,20 @@
                     <a:graphicData uri="http://schemas.openxmlformats.org/drawingml/2006/picture">
                       <pic:pic xmlns:pic="http://schemas.openxmlformats.org/drawingml/2006/picture">
                         <pic:nvPicPr>
-                          <pic:cNvPr id="2" name="Рисунок 2"/>
+                          <pic:cNvPr id="0" name="Picture 1"/>
                           <pic:cNvPicPr>
                             <a:picLocks noChangeAspect="1" noChangeArrowheads="1"/>
                           </pic:cNvPicPr>
                         </pic:nvPicPr>
                         <pic:blipFill>
-                          <a:blip r:embed="rId5">
+                          <a:blip r:embed="rId5" cstate="print">
                             <a:extLst>
                               <a:ext uri="{28A0092B-C50C-407E-A947-70E740481C1C}">
                                 <a14:useLocalDpi xmlns:a14="http://schemas.microsoft.com/office/drawing/2010/main" val="0"/>
                               </a:ext>
                             </a:extLst>
                           </a:blip>
+                          <a:srcRect/>
                           <a:stretch>
                             <a:fillRect/>
                           </a:stretch>
@@ -176,7 +405,7 @@
                         <pic:spPr bwMode="auto">
                           <a:xfrm>
                             <a:off x="0" y="0"/>
-                            <a:ext cx="592501" cy="504913"/>
+                            <a:ext cx="978292" cy="912079"/>
                           </a:xfrm>
                           <a:prstGeom prst="rect">
                             <a:avLst/>
@@ -194,272 +423,6 @@
             </w:r>
           </w:p>
         </w:tc>
-        <w:tc>
-          <w:tcPr>
-            <w:tcW w:w="275" w:type="dxa"/>
-            <w:tcBorders>
-              <w:top w:val="nil"/>
-              <w:left w:val="nil"/>
-              <w:bottom w:val="nil"/>
-              <w:right w:val="nil"/>
-            </w:tcBorders>
-          </w:tcPr>
-          <w:p/>
-        </w:tc>
-        <w:tc>
-          <w:tcPr>
-            <w:tcW w:w="275" w:type="dxa"/>
-            <w:tcBorders>
-              <w:top w:val="nil"/>
-              <w:left w:val="nil"/>
-              <w:bottom w:val="nil"/>
-              <w:right w:val="nil"/>
-            </w:tcBorders>
-          </w:tcPr>
-          <w:p/>
-        </w:tc>
-        <w:tc>
-          <w:tcPr>
-            <w:tcW w:w="275" w:type="dxa"/>
-            <w:tcBorders>
-              <w:top w:val="nil"/>
-              <w:left w:val="nil"/>
-              <w:bottom w:val="nil"/>
-              <w:right w:val="nil"/>
-            </w:tcBorders>
-          </w:tcPr>
-          <w:p/>
-        </w:tc>
-        <w:tc>
-          <w:tcPr>
-            <w:tcW w:w="275" w:type="dxa"/>
-            <w:tcBorders>
-              <w:top w:val="nil"/>
-              <w:left w:val="nil"/>
-              <w:bottom w:val="nil"/>
-              <w:right w:val="nil"/>
-            </w:tcBorders>
-          </w:tcPr>
-          <w:p/>
-        </w:tc>
-        <w:tc>
-          <w:tcPr>
-            <w:tcW w:w="275" w:type="dxa"/>
-            <w:tcBorders>
-              <w:top w:val="nil"/>
-              <w:left w:val="nil"/>
-              <w:bottom w:val="nil"/>
-              <w:right w:val="nil"/>
-            </w:tcBorders>
-          </w:tcPr>
-          <w:p/>
-        </w:tc>
-        <w:tc>
-          <w:tcPr>
-            <w:tcW w:w="275" w:type="dxa"/>
-            <w:tcBorders>
-              <w:top w:val="nil"/>
-              <w:left w:val="nil"/>
-              <w:bottom w:val="nil"/>
-              <w:right w:val="nil"/>
-            </w:tcBorders>
-          </w:tcPr>
-          <w:p/>
-        </w:tc>
-        <w:tc>
-          <w:tcPr>
-            <w:tcW w:w="275" w:type="dxa"/>
-            <w:tcBorders>
-              <w:top w:val="nil"/>
-              <w:left w:val="nil"/>
-              <w:bottom w:val="nil"/>
-              <w:right w:val="nil"/>
-            </w:tcBorders>
-          </w:tcPr>
-          <w:p/>
-        </w:tc>
-        <w:tc>
-          <w:tcPr>
-            <w:tcW w:w="275" w:type="dxa"/>
-            <w:tcBorders>
-              <w:top w:val="nil"/>
-              <w:left w:val="nil"/>
-              <w:bottom w:val="nil"/>
-              <w:right w:val="nil"/>
-            </w:tcBorders>
-          </w:tcPr>
-          <w:p/>
-        </w:tc>
-        <w:tc>
-          <w:tcPr>
-            <w:tcW w:w="275" w:type="dxa"/>
-            <w:tcBorders>
-              <w:top w:val="nil"/>
-              <w:left w:val="nil"/>
-              <w:bottom w:val="nil"/>
-              <w:right w:val="nil"/>
-            </w:tcBorders>
-          </w:tcPr>
-          <w:p/>
-        </w:tc>
-        <w:tc>
-          <w:tcPr>
-            <w:tcW w:w="275" w:type="dxa"/>
-            <w:tcBorders>
-              <w:top w:val="nil"/>
-              <w:left w:val="nil"/>
-              <w:bottom w:val="nil"/>
-              <w:right w:val="nil"/>
-            </w:tcBorders>
-          </w:tcPr>
-          <w:p/>
-        </w:tc>
-        <w:tc>
-          <w:tcPr>
-            <w:tcW w:w="275" w:type="dxa"/>
-            <w:tcBorders>
-              <w:top w:val="nil"/>
-              <w:left w:val="nil"/>
-              <w:bottom w:val="nil"/>
-              <w:right w:val="nil"/>
-            </w:tcBorders>
-          </w:tcPr>
-          <w:p/>
-        </w:tc>
-        <w:tc>
-          <w:tcPr>
-            <w:tcW w:w="275" w:type="dxa"/>
-            <w:tcBorders>
-              <w:top w:val="nil"/>
-              <w:left w:val="nil"/>
-              <w:bottom w:val="nil"/>
-              <w:right w:val="nil"/>
-            </w:tcBorders>
-          </w:tcPr>
-          <w:p/>
-        </w:tc>
-        <w:tc>
-          <w:tcPr>
-            <w:tcW w:w="275" w:type="dxa"/>
-            <w:tcBorders>
-              <w:top w:val="nil"/>
-              <w:left w:val="nil"/>
-              <w:bottom w:val="nil"/>
-              <w:right w:val="nil"/>
-            </w:tcBorders>
-          </w:tcPr>
-          <w:p/>
-        </w:tc>
-        <w:tc>
-          <w:tcPr>
-            <w:tcW w:w="275" w:type="dxa"/>
-            <w:tcBorders>
-              <w:top w:val="nil"/>
-              <w:left w:val="nil"/>
-              <w:bottom w:val="nil"/>
-              <w:right w:val="nil"/>
-            </w:tcBorders>
-          </w:tcPr>
-          <w:p/>
-        </w:tc>
-        <w:tc>
-          <w:tcPr>
-            <w:tcW w:w="275" w:type="dxa"/>
-            <w:tcBorders>
-              <w:top w:val="nil"/>
-              <w:left w:val="nil"/>
-              <w:bottom w:val="nil"/>
-              <w:right w:val="nil"/>
-            </w:tcBorders>
-          </w:tcPr>
-          <w:p/>
-        </w:tc>
-        <w:tc>
-          <w:tcPr>
-            <w:tcW w:w="1457" w:type="dxa"/>
-            <w:gridSpan w:val="5"/>
-            <w:tcBorders>
-              <w:top w:val="nil"/>
-              <w:left w:val="nil"/>
-              <w:bottom w:val="nil"/>
-              <w:right w:val="nil"/>
-            </w:tcBorders>
-            <w:vAlign w:val="center"/>
-          </w:tcPr>
-          <w:p>
-            <w:pPr>
-              <w:jc w:val="center"/>
-              <w:rPr>
-                <w:rFonts w:ascii="Times New Roman" w:hAnsi="Times New Roman" w:cs="Times New Roman"/>
-                <w:sz w:val="16"/>
-                <w:szCs w:val="16"/>
-              </w:rPr>
-            </w:pPr>
-            <w:r>
-              <w:rPr>
-                <w:rFonts w:ascii="Times New Roman" w:hAnsi="Times New Roman" w:cs="Times New Roman"/>
-                <w:sz w:val="16"/>
-                <w:szCs w:val="16"/>
-              </w:rPr>
-              <w:t>{{TOUR_TASK}}</w:t>
-            </w:r>
-          </w:p>
-        </w:tc>
-        <w:tc>
-          <w:tcPr>
-            <w:tcW w:w="275" w:type="dxa"/>
-            <w:tcBorders>
-              <w:top w:val="nil"/>
-              <w:left w:val="nil"/>
-              <w:bottom w:val="nil"/>
-              <w:right w:val="nil"/>
-            </w:tcBorders>
-          </w:tcPr>
-          <w:p/>
-        </w:tc>
-        <w:tc>
-          <w:tcPr>
-            <w:tcW w:w="275" w:type="dxa"/>
-            <w:tcBorders>
-              <w:top w:val="single" w:sz="2" w:space="0" w:color="FFFFFF" w:themeColor="background1"/>
-              <w:left w:val="nil"/>
-              <w:bottom w:val="nil"/>
-              <w:right w:val="single" w:sz="24" w:space="0" w:color="auto"/>
-            </w:tcBorders>
-          </w:tcPr>
-          <w:p/>
-        </w:tc>
-        <w:tc>
-          <w:tcPr>
-            <w:tcW w:w="1776" w:type="dxa"/>
-            <w:gridSpan w:val="6"/>
-            <w:vMerge w:val="restart"/>
-            <w:tcBorders>
-              <w:top w:val="single" w:sz="24" w:space="0" w:color="auto"/>
-              <w:left w:val="single" w:sz="24" w:space="0" w:color="auto"/>
-              <w:right w:val="single" w:sz="24" w:space="0" w:color="auto"/>
-            </w:tcBorders>
-            <w:vAlign w:val="center"/>
-          </w:tcPr>
-          <w:p>
-            <w:pPr>
-              <w:jc w:val="center"/>
-              <w:rPr>
-                <w:rFonts w:ascii="Times New Roman" w:hAnsi="Times New Roman" w:cs="Times New Roman"/>
-                <w:sz w:val="20"/>
-                <w:szCs w:val="20"/>
-              </w:rPr>
-            </w:pPr>
-            <w:r>
-              <w:rPr>
-                <w:rFonts w:ascii="Times New Roman" w:hAnsi="Times New Roman" w:cs="Times New Roman"/>
-                <w:sz w:val="20"/>
-                <w:szCs w:val="20"/>
-              </w:rPr>
-              <w:t>{{QR_IMAGE}}</w:t>
-            </w:r>
-          </w:p>
-        </w:tc>
       </w:tr>
       <w:tr>
         <w:trPr>
@@ -467,8 +430,8 @@
         </w:trPr>
         <w:tc>
           <w:tcPr>
-            <w:tcW w:w="1131" w:type="dxa"/>
-            <w:gridSpan w:val="4"/>
+            <w:tcW w:w="1706" w:type="dxa"/>
+            <w:gridSpan w:val="6"/>
             <w:vMerge/>
             <w:tcBorders>
               <w:top w:val="nil"/>
@@ -481,278 +444,206 @@
         </w:tc>
         <w:tc>
           <w:tcPr>
-            <w:tcW w:w="1149" w:type="dxa"/>
-            <w:gridSpan w:val="4"/>
+            <w:tcW w:w="287" w:type="dxa"/>
+            <w:tcBorders>
+              <w:top w:val="nil"/>
+              <w:left w:val="nil"/>
+              <w:bottom w:val="nil"/>
+              <w:right w:val="nil"/>
+            </w:tcBorders>
+          </w:tcPr>
+          <w:p/>
+        </w:tc>
+        <w:tc>
+          <w:tcPr>
+            <w:tcW w:w="287" w:type="dxa"/>
+            <w:tcBorders>
+              <w:top w:val="nil"/>
+              <w:left w:val="nil"/>
+              <w:bottom w:val="nil"/>
+              <w:right w:val="nil"/>
+            </w:tcBorders>
+          </w:tcPr>
+          <w:p/>
+        </w:tc>
+        <w:tc>
+          <w:tcPr>
+            <w:tcW w:w="275" w:type="dxa"/>
+            <w:tcBorders>
+              <w:top w:val="nil"/>
+              <w:left w:val="nil"/>
+              <w:bottom w:val="nil"/>
+              <w:right w:val="nil"/>
+            </w:tcBorders>
+          </w:tcPr>
+          <w:p/>
+        </w:tc>
+        <w:tc>
+          <w:tcPr>
+            <w:tcW w:w="275" w:type="dxa"/>
+            <w:tcBorders>
+              <w:top w:val="nil"/>
+              <w:left w:val="nil"/>
+              <w:bottom w:val="nil"/>
+              <w:right w:val="nil"/>
+            </w:tcBorders>
+          </w:tcPr>
+          <w:p/>
+        </w:tc>
+        <w:tc>
+          <w:tcPr>
+            <w:tcW w:w="275" w:type="dxa"/>
+            <w:tcBorders>
+              <w:top w:val="nil"/>
+              <w:left w:val="nil"/>
+              <w:bottom w:val="nil"/>
+              <w:right w:val="nil"/>
+            </w:tcBorders>
+          </w:tcPr>
+          <w:p/>
+        </w:tc>
+        <w:tc>
+          <w:tcPr>
+            <w:tcW w:w="275" w:type="dxa"/>
+            <w:tcBorders>
+              <w:top w:val="nil"/>
+              <w:left w:val="nil"/>
+              <w:bottom w:val="nil"/>
+              <w:right w:val="nil"/>
+            </w:tcBorders>
+          </w:tcPr>
+          <w:p/>
+        </w:tc>
+        <w:tc>
+          <w:tcPr>
+            <w:tcW w:w="275" w:type="dxa"/>
+            <w:tcBorders>
+              <w:top w:val="nil"/>
+              <w:left w:val="nil"/>
+              <w:bottom w:val="nil"/>
+              <w:right w:val="nil"/>
+            </w:tcBorders>
+          </w:tcPr>
+          <w:p/>
+        </w:tc>
+        <w:tc>
+          <w:tcPr>
+            <w:tcW w:w="275" w:type="dxa"/>
+            <w:tcBorders>
+              <w:top w:val="nil"/>
+              <w:left w:val="nil"/>
+              <w:bottom w:val="nil"/>
+              <w:right w:val="nil"/>
+            </w:tcBorders>
+          </w:tcPr>
+          <w:p/>
+        </w:tc>
+        <w:tc>
+          <w:tcPr>
+            <w:tcW w:w="275" w:type="dxa"/>
+            <w:tcBorders>
+              <w:top w:val="nil"/>
+              <w:left w:val="nil"/>
+              <w:bottom w:val="nil"/>
+              <w:right w:val="nil"/>
+            </w:tcBorders>
+          </w:tcPr>
+          <w:p/>
+        </w:tc>
+        <w:tc>
+          <w:tcPr>
+            <w:tcW w:w="275" w:type="dxa"/>
+            <w:tcBorders>
+              <w:top w:val="nil"/>
+              <w:left w:val="nil"/>
+              <w:bottom w:val="nil"/>
+              <w:right w:val="nil"/>
+            </w:tcBorders>
+          </w:tcPr>
+          <w:p/>
+        </w:tc>
+        <w:tc>
+          <w:tcPr>
+            <w:tcW w:w="275" w:type="dxa"/>
+            <w:tcBorders>
+              <w:top w:val="nil"/>
+              <w:left w:val="nil"/>
+              <w:bottom w:val="nil"/>
+              <w:right w:val="nil"/>
+            </w:tcBorders>
+          </w:tcPr>
+          <w:p/>
+        </w:tc>
+        <w:tc>
+          <w:tcPr>
+            <w:tcW w:w="275" w:type="dxa"/>
+            <w:tcBorders>
+              <w:top w:val="nil"/>
+              <w:left w:val="nil"/>
+              <w:bottom w:val="nil"/>
+              <w:right w:val="nil"/>
+            </w:tcBorders>
+          </w:tcPr>
+          <w:p/>
+        </w:tc>
+        <w:tc>
+          <w:tcPr>
+            <w:tcW w:w="275" w:type="dxa"/>
+            <w:tcBorders>
+              <w:top w:val="nil"/>
+              <w:left w:val="nil"/>
+              <w:bottom w:val="nil"/>
+              <w:right w:val="nil"/>
+            </w:tcBorders>
+          </w:tcPr>
+          <w:p/>
+        </w:tc>
+        <w:tc>
+          <w:tcPr>
+            <w:tcW w:w="275" w:type="dxa"/>
+            <w:tcBorders>
+              <w:top w:val="nil"/>
+              <w:left w:val="nil"/>
+              <w:bottom w:val="nil"/>
+              <w:right w:val="nil"/>
+            </w:tcBorders>
+          </w:tcPr>
+          <w:p/>
+        </w:tc>
+        <w:tc>
+          <w:tcPr>
+            <w:tcW w:w="275" w:type="dxa"/>
+            <w:tcBorders>
+              <w:top w:val="nil"/>
+              <w:left w:val="nil"/>
+              <w:bottom w:val="nil"/>
+              <w:right w:val="nil"/>
+            </w:tcBorders>
+          </w:tcPr>
+          <w:p/>
+        </w:tc>
+        <w:tc>
+          <w:tcPr>
+            <w:tcW w:w="275" w:type="dxa"/>
+            <w:tcBorders>
+              <w:top w:val="nil"/>
+              <w:left w:val="nil"/>
+              <w:bottom w:val="nil"/>
+              <w:right w:val="nil"/>
+            </w:tcBorders>
+          </w:tcPr>
+          <w:p/>
+        </w:tc>
+        <w:tc>
+          <w:tcPr>
+            <w:tcW w:w="2282" w:type="dxa"/>
+            <w:gridSpan w:val="8"/>
             <w:vMerge/>
             <w:tcBorders>
               <w:top w:val="nil"/>
               <w:left w:val="nil"/>
               <w:bottom w:val="nil"/>
               <w:right w:val="nil"/>
-            </w:tcBorders>
-          </w:tcPr>
-          <w:p/>
-        </w:tc>
-        <w:tc>
-          <w:tcPr>
-            <w:tcW w:w="275" w:type="dxa"/>
-            <w:tcBorders>
-              <w:top w:val="nil"/>
-              <w:left w:val="nil"/>
-              <w:bottom w:val="nil"/>
-              <w:right w:val="nil"/>
-            </w:tcBorders>
-          </w:tcPr>
-          <w:p/>
-        </w:tc>
-        <w:tc>
-          <w:tcPr>
-            <w:tcW w:w="275" w:type="dxa"/>
-            <w:tcBorders>
-              <w:top w:val="nil"/>
-              <w:left w:val="nil"/>
-              <w:bottom w:val="nil"/>
-              <w:right w:val="nil"/>
-            </w:tcBorders>
-          </w:tcPr>
-          <w:p/>
-        </w:tc>
-        <w:tc>
-          <w:tcPr>
-            <w:tcW w:w="275" w:type="dxa"/>
-            <w:tcBorders>
-              <w:top w:val="nil"/>
-              <w:left w:val="nil"/>
-              <w:bottom w:val="nil"/>
-              <w:right w:val="nil"/>
-            </w:tcBorders>
-          </w:tcPr>
-          <w:p/>
-        </w:tc>
-        <w:tc>
-          <w:tcPr>
-            <w:tcW w:w="275" w:type="dxa"/>
-            <w:tcBorders>
-              <w:top w:val="nil"/>
-              <w:left w:val="nil"/>
-              <w:bottom w:val="nil"/>
-              <w:right w:val="nil"/>
-            </w:tcBorders>
-          </w:tcPr>
-          <w:p/>
-        </w:tc>
-        <w:tc>
-          <w:tcPr>
-            <w:tcW w:w="275" w:type="dxa"/>
-            <w:tcBorders>
-              <w:top w:val="nil"/>
-              <w:left w:val="nil"/>
-              <w:bottom w:val="nil"/>
-              <w:right w:val="nil"/>
-            </w:tcBorders>
-          </w:tcPr>
-          <w:p/>
-        </w:tc>
-        <w:tc>
-          <w:tcPr>
-            <w:tcW w:w="275" w:type="dxa"/>
-            <w:tcBorders>
-              <w:top w:val="nil"/>
-              <w:left w:val="nil"/>
-              <w:bottom w:val="nil"/>
-              <w:right w:val="nil"/>
-            </w:tcBorders>
-          </w:tcPr>
-          <w:p/>
-        </w:tc>
-        <w:tc>
-          <w:tcPr>
-            <w:tcW w:w="275" w:type="dxa"/>
-            <w:tcBorders>
-              <w:top w:val="nil"/>
-              <w:left w:val="nil"/>
-              <w:bottom w:val="nil"/>
-              <w:right w:val="nil"/>
-            </w:tcBorders>
-          </w:tcPr>
-          <w:p/>
-        </w:tc>
-        <w:tc>
-          <w:tcPr>
-            <w:tcW w:w="275" w:type="dxa"/>
-            <w:tcBorders>
-              <w:top w:val="nil"/>
-              <w:left w:val="nil"/>
-              <w:bottom w:val="nil"/>
-              <w:right w:val="nil"/>
-            </w:tcBorders>
-          </w:tcPr>
-          <w:p/>
-        </w:tc>
-        <w:tc>
-          <w:tcPr>
-            <w:tcW w:w="275" w:type="dxa"/>
-            <w:tcBorders>
-              <w:top w:val="nil"/>
-              <w:left w:val="nil"/>
-              <w:bottom w:val="nil"/>
-              <w:right w:val="nil"/>
-            </w:tcBorders>
-          </w:tcPr>
-          <w:p/>
-        </w:tc>
-        <w:tc>
-          <w:tcPr>
-            <w:tcW w:w="275" w:type="dxa"/>
-            <w:tcBorders>
-              <w:top w:val="nil"/>
-              <w:left w:val="nil"/>
-              <w:bottom w:val="nil"/>
-              <w:right w:val="nil"/>
-            </w:tcBorders>
-          </w:tcPr>
-          <w:p/>
-        </w:tc>
-        <w:tc>
-          <w:tcPr>
-            <w:tcW w:w="275" w:type="dxa"/>
-            <w:tcBorders>
-              <w:top w:val="nil"/>
-              <w:left w:val="nil"/>
-              <w:bottom w:val="nil"/>
-              <w:right w:val="nil"/>
-            </w:tcBorders>
-          </w:tcPr>
-          <w:p/>
-        </w:tc>
-        <w:tc>
-          <w:tcPr>
-            <w:tcW w:w="275" w:type="dxa"/>
-            <w:tcBorders>
-              <w:top w:val="nil"/>
-              <w:left w:val="nil"/>
-              <w:bottom w:val="nil"/>
-              <w:right w:val="nil"/>
-            </w:tcBorders>
-          </w:tcPr>
-          <w:p/>
-        </w:tc>
-        <w:tc>
-          <w:tcPr>
-            <w:tcW w:w="275" w:type="dxa"/>
-            <w:tcBorders>
-              <w:top w:val="nil"/>
-              <w:left w:val="nil"/>
-              <w:bottom w:val="nil"/>
-              <w:right w:val="nil"/>
-            </w:tcBorders>
-          </w:tcPr>
-          <w:p/>
-        </w:tc>
-        <w:tc>
-          <w:tcPr>
-            <w:tcW w:w="275" w:type="dxa"/>
-            <w:tcBorders>
-              <w:top w:val="nil"/>
-              <w:left w:val="nil"/>
-              <w:bottom w:val="nil"/>
-              <w:right w:val="nil"/>
-            </w:tcBorders>
-          </w:tcPr>
-          <w:p/>
-        </w:tc>
-        <w:tc>
-          <w:tcPr>
-            <w:tcW w:w="275" w:type="dxa"/>
-            <w:tcBorders>
-              <w:top w:val="nil"/>
-              <w:left w:val="nil"/>
-              <w:bottom w:val="nil"/>
-              <w:right w:val="nil"/>
-            </w:tcBorders>
-          </w:tcPr>
-          <w:p/>
-        </w:tc>
-        <w:tc>
-          <w:tcPr>
-            <w:tcW w:w="292" w:type="dxa"/>
-            <w:tcBorders>
-              <w:top w:val="nil"/>
-              <w:left w:val="nil"/>
-              <w:bottom w:val="nil"/>
-              <w:right w:val="nil"/>
-            </w:tcBorders>
-          </w:tcPr>
-          <w:p/>
-        </w:tc>
-        <w:tc>
-          <w:tcPr>
-            <w:tcW w:w="292" w:type="dxa"/>
-            <w:tcBorders>
-              <w:top w:val="nil"/>
-              <w:left w:val="nil"/>
-              <w:bottom w:val="nil"/>
-              <w:right w:val="nil"/>
-            </w:tcBorders>
-          </w:tcPr>
-          <w:p/>
-        </w:tc>
-        <w:tc>
-          <w:tcPr>
-            <w:tcW w:w="291" w:type="dxa"/>
-            <w:tcBorders>
-              <w:top w:val="nil"/>
-              <w:left w:val="nil"/>
-              <w:bottom w:val="nil"/>
-              <w:right w:val="nil"/>
-            </w:tcBorders>
-          </w:tcPr>
-          <w:p/>
-        </w:tc>
-        <w:tc>
-          <w:tcPr>
-            <w:tcW w:w="291" w:type="dxa"/>
-            <w:tcBorders>
-              <w:top w:val="nil"/>
-              <w:left w:val="nil"/>
-              <w:bottom w:val="nil"/>
-              <w:right w:val="nil"/>
-            </w:tcBorders>
-          </w:tcPr>
-          <w:p/>
-        </w:tc>
-        <w:tc>
-          <w:tcPr>
-            <w:tcW w:w="291" w:type="dxa"/>
-            <w:tcBorders>
-              <w:top w:val="nil"/>
-              <w:left w:val="nil"/>
-              <w:bottom w:val="nil"/>
-              <w:right w:val="nil"/>
-            </w:tcBorders>
-          </w:tcPr>
-          <w:p/>
-        </w:tc>
-        <w:tc>
-          <w:tcPr>
-            <w:tcW w:w="275" w:type="dxa"/>
-            <w:tcBorders>
-              <w:top w:val="nil"/>
-              <w:left w:val="nil"/>
-              <w:bottom w:val="nil"/>
-              <w:right w:val="nil"/>
-            </w:tcBorders>
-          </w:tcPr>
-          <w:p/>
-        </w:tc>
-        <w:tc>
-          <w:tcPr>
-            <w:tcW w:w="275" w:type="dxa"/>
-            <w:tcBorders>
-              <w:top w:val="nil"/>
-              <w:left w:val="nil"/>
-              <w:bottom w:val="single" w:sz="2" w:space="0" w:color="FFFFFF" w:themeColor="background1"/>
-              <w:right w:val="single" w:sz="24" w:space="0" w:color="auto"/>
             </w:tcBorders>
           </w:tcPr>
           <w:p/>
@@ -763,8 +654,10 @@
             <w:gridSpan w:val="6"/>
             <w:vMerge/>
             <w:tcBorders>
-              <w:left w:val="single" w:sz="24" w:space="0" w:color="auto"/>
-              <w:right w:val="single" w:sz="24" w:space="0" w:color="auto"/>
+              <w:top w:val="nil"/>
+              <w:left w:val="nil"/>
+              <w:bottom w:val="nil"/>
+              <w:right w:val="nil"/>
             </w:tcBorders>
           </w:tcPr>
           <w:p/>
@@ -776,295 +669,10 @@
         </w:trPr>
         <w:tc>
           <w:tcPr>
-            <w:tcW w:w="1131" w:type="dxa"/>
-            <w:gridSpan w:val="4"/>
-            <w:vMerge/>
-            <w:tcBorders>
-              <w:top w:val="nil"/>
-              <w:left w:val="nil"/>
-              <w:bottom w:val="nil"/>
-              <w:right w:val="nil"/>
-            </w:tcBorders>
-          </w:tcPr>
-          <w:p/>
-        </w:tc>
-        <w:tc>
-          <w:tcPr>
-            <w:tcW w:w="1149" w:type="dxa"/>
-            <w:gridSpan w:val="4"/>
-            <w:vMerge/>
-            <w:tcBorders>
-              <w:top w:val="nil"/>
-              <w:left w:val="nil"/>
-              <w:bottom w:val="nil"/>
-              <w:right w:val="nil"/>
-            </w:tcBorders>
-          </w:tcPr>
-          <w:p/>
-        </w:tc>
-        <w:tc>
-          <w:tcPr>
-            <w:tcW w:w="275" w:type="dxa"/>
-            <w:tcBorders>
-              <w:top w:val="nil"/>
-              <w:left w:val="nil"/>
-              <w:bottom w:val="nil"/>
-              <w:right w:val="nil"/>
-            </w:tcBorders>
-          </w:tcPr>
-          <w:p/>
-        </w:tc>
-        <w:tc>
-          <w:tcPr>
-            <w:tcW w:w="5016" w:type="dxa"/>
-            <w:gridSpan w:val="18"/>
-            <w:vMerge w:val="restart"/>
-            <w:tcBorders>
-              <w:top w:val="nil"/>
-              <w:left w:val="nil"/>
-              <w:right w:val="nil"/>
-            </w:tcBorders>
-            <w:vAlign w:val="center"/>
-          </w:tcPr>
-          <w:p>
-            <w:pPr>
-              <w:jc w:val="center"/>
-              <w:rPr>
-                <w:rFonts w:ascii="Times New Roman" w:hAnsi="Times New Roman" w:cs="Times New Roman"/>
-                <w:b/>
-                <w:bCs/>
-                <w:sz w:val="28"/>
-                <w:szCs w:val="28"/>
-              </w:rPr>
-            </w:pPr>
-            <w:r>
-              <w:rPr>
-                <w:rFonts w:ascii="Times New Roman" w:hAnsi="Times New Roman" w:cs="Times New Roman"/>
-                <w:b/>
-                <w:bCs/>
-                <w:sz w:val="28"/>
-                <w:szCs w:val="28"/>
-              </w:rPr>
-              <w:t>БЛАНК ОТВЕТОВ</w:t>
-            </w:r>
-          </w:p>
-        </w:tc>
-        <w:tc>
-          <w:tcPr>
-            <w:tcW w:w="291" w:type="dxa"/>
-            <w:tcBorders>
-              <w:top w:val="nil"/>
-              <w:left w:val="nil"/>
-              <w:bottom w:val="nil"/>
-              <w:right w:val="nil"/>
-            </w:tcBorders>
-          </w:tcPr>
-          <w:p/>
-        </w:tc>
-        <w:tc>
-          <w:tcPr>
-            <w:tcW w:w="275" w:type="dxa"/>
-            <w:tcBorders>
-              <w:top w:val="nil"/>
-              <w:left w:val="nil"/>
-              <w:bottom w:val="nil"/>
-              <w:right w:val="nil"/>
-            </w:tcBorders>
-          </w:tcPr>
-          <w:p/>
-        </w:tc>
-        <w:tc>
-          <w:tcPr>
-            <w:tcW w:w="275" w:type="dxa"/>
-            <w:tcBorders>
-              <w:top w:val="single" w:sz="2" w:space="0" w:color="FFFFFF" w:themeColor="background1"/>
-              <w:left w:val="nil"/>
-              <w:bottom w:val="nil"/>
-              <w:right w:val="single" w:sz="24" w:space="0" w:color="auto"/>
-            </w:tcBorders>
-          </w:tcPr>
-          <w:p/>
-        </w:tc>
-        <w:tc>
-          <w:tcPr>
-            <w:tcW w:w="1776" w:type="dxa"/>
+            <w:tcW w:w="1706" w:type="dxa"/>
             <w:gridSpan w:val="6"/>
             <w:vMerge/>
             <w:tcBorders>
-              <w:top w:val="single" w:sz="2" w:space="0" w:color="FFFFFF" w:themeColor="background1"/>
-              <w:left w:val="single" w:sz="24" w:space="0" w:color="auto"/>
-              <w:right w:val="single" w:sz="24" w:space="0" w:color="auto"/>
-            </w:tcBorders>
-          </w:tcPr>
-          <w:p/>
-        </w:tc>
-      </w:tr>
-      <w:tr>
-        <w:trPr>
-          <w:trHeight w:val="283"/>
-        </w:trPr>
-        <w:tc>
-          <w:tcPr>
-            <w:tcW w:w="1131" w:type="dxa"/>
-            <w:gridSpan w:val="4"/>
-            <w:vMerge/>
-            <w:tcBorders>
-              <w:top w:val="nil"/>
-              <w:left w:val="nil"/>
-              <w:bottom w:val="nil"/>
-              <w:right w:val="nil"/>
-            </w:tcBorders>
-          </w:tcPr>
-          <w:p/>
-        </w:tc>
-        <w:tc>
-          <w:tcPr>
-            <w:tcW w:w="1149" w:type="dxa"/>
-            <w:gridSpan w:val="4"/>
-            <w:vMerge/>
-            <w:tcBorders>
-              <w:top w:val="nil"/>
-              <w:left w:val="nil"/>
-              <w:bottom w:val="nil"/>
-              <w:right w:val="nil"/>
-            </w:tcBorders>
-          </w:tcPr>
-          <w:p/>
-        </w:tc>
-        <w:tc>
-          <w:tcPr>
-            <w:tcW w:w="275" w:type="dxa"/>
-            <w:tcBorders>
-              <w:top w:val="nil"/>
-              <w:left w:val="nil"/>
-              <w:bottom w:val="nil"/>
-              <w:right w:val="nil"/>
-            </w:tcBorders>
-          </w:tcPr>
-          <w:p/>
-        </w:tc>
-        <w:tc>
-          <w:tcPr>
-            <w:tcW w:w="5016" w:type="dxa"/>
-            <w:gridSpan w:val="18"/>
-            <w:vMerge/>
-            <w:tcBorders>
-              <w:left w:val="nil"/>
-              <w:bottom w:val="nil"/>
-              <w:right w:val="nil"/>
-            </w:tcBorders>
-          </w:tcPr>
-          <w:p/>
-        </w:tc>
-        <w:tc>
-          <w:tcPr>
-            <w:tcW w:w="291" w:type="dxa"/>
-            <w:tcBorders>
-              <w:top w:val="nil"/>
-              <w:left w:val="nil"/>
-              <w:bottom w:val="nil"/>
-              <w:right w:val="nil"/>
-            </w:tcBorders>
-          </w:tcPr>
-          <w:p/>
-        </w:tc>
-        <w:tc>
-          <w:tcPr>
-            <w:tcW w:w="275" w:type="dxa"/>
-            <w:tcBorders>
-              <w:top w:val="nil"/>
-              <w:left w:val="nil"/>
-              <w:bottom w:val="nil"/>
-              <w:right w:val="nil"/>
-            </w:tcBorders>
-          </w:tcPr>
-          <w:p/>
-        </w:tc>
-        <w:tc>
-          <w:tcPr>
-            <w:tcW w:w="275" w:type="dxa"/>
-            <w:tcBorders>
-              <w:top w:val="nil"/>
-              <w:left w:val="nil"/>
-              <w:bottom w:val="single" w:sz="2" w:space="0" w:color="FFFFFF" w:themeColor="background1"/>
-              <w:right w:val="single" w:sz="24" w:space="0" w:color="auto"/>
-            </w:tcBorders>
-          </w:tcPr>
-          <w:p/>
-        </w:tc>
-        <w:tc>
-          <w:tcPr>
-            <w:tcW w:w="1776" w:type="dxa"/>
-            <w:gridSpan w:val="6"/>
-            <w:vMerge/>
-            <w:tcBorders>
-              <w:left w:val="single" w:sz="24" w:space="0" w:color="auto"/>
-              <w:right w:val="single" w:sz="24" w:space="0" w:color="auto"/>
-            </w:tcBorders>
-          </w:tcPr>
-          <w:p/>
-        </w:tc>
-      </w:tr>
-      <w:tr>
-        <w:trPr>
-          <w:trHeight w:val="283"/>
-        </w:trPr>
-        <w:tc>
-          <w:tcPr>
-            <w:tcW w:w="283" w:type="dxa"/>
-            <w:tcBorders>
-              <w:top w:val="nil"/>
-              <w:left w:val="nil"/>
-              <w:bottom w:val="nil"/>
-              <w:right w:val="nil"/>
-            </w:tcBorders>
-          </w:tcPr>
-          <w:p>
-            <w:r>
-              <w:softHyphen/>
-            </w:r>
-          </w:p>
-        </w:tc>
-        <w:tc>
-          <w:tcPr>
-            <w:tcW w:w="283" w:type="dxa"/>
-            <w:tcBorders>
-              <w:top w:val="nil"/>
-              <w:left w:val="nil"/>
-              <w:bottom w:val="nil"/>
-              <w:right w:val="nil"/>
-            </w:tcBorders>
-          </w:tcPr>
-          <w:p/>
-        </w:tc>
-        <w:tc>
-          <w:tcPr>
-            <w:tcW w:w="283" w:type="dxa"/>
-            <w:tcBorders>
-              <w:top w:val="nil"/>
-              <w:left w:val="nil"/>
-              <w:bottom w:val="nil"/>
-              <w:right w:val="nil"/>
-            </w:tcBorders>
-          </w:tcPr>
-          <w:p/>
-        </w:tc>
-        <w:tc>
-          <w:tcPr>
-            <w:tcW w:w="282" w:type="dxa"/>
-            <w:tcBorders>
-              <w:top w:val="nil"/>
-              <w:left w:val="nil"/>
-              <w:bottom w:val="nil"/>
-              <w:right w:val="nil"/>
-            </w:tcBorders>
-          </w:tcPr>
-          <w:p/>
-        </w:tc>
-        <w:tc>
-          <w:tcPr>
-            <w:tcW w:w="288" w:type="dxa"/>
-            <w:tcBorders>
               <w:top w:val="nil"/>
               <w:left w:val="nil"/>
               <w:bottom w:val="nil"/>
@@ -1087,86 +695,16 @@
         </w:tc>
         <w:tc>
           <w:tcPr>
-            <w:tcW w:w="287" w:type="dxa"/>
-            <w:tcBorders>
-              <w:top w:val="nil"/>
-              <w:left w:val="nil"/>
-              <w:bottom w:val="nil"/>
-              <w:right w:val="nil"/>
-            </w:tcBorders>
-          </w:tcPr>
-          <w:p/>
-        </w:tc>
-        <w:tc>
-          <w:tcPr>
-            <w:tcW w:w="287" w:type="dxa"/>
-            <w:tcBorders>
-              <w:top w:val="nil"/>
-              <w:left w:val="nil"/>
-              <w:bottom w:val="nil"/>
-              <w:right w:val="nil"/>
-            </w:tcBorders>
-          </w:tcPr>
-          <w:p/>
-        </w:tc>
-        <w:tc>
-          <w:tcPr>
-            <w:tcW w:w="275" w:type="dxa"/>
-            <w:tcBorders>
-              <w:top w:val="nil"/>
-              <w:left w:val="nil"/>
-              <w:bottom w:val="nil"/>
-              <w:right w:val="nil"/>
-            </w:tcBorders>
-          </w:tcPr>
-          <w:p/>
-        </w:tc>
-        <w:tc>
-          <w:tcPr>
-            <w:tcW w:w="275" w:type="dxa"/>
-            <w:tcBorders>
-              <w:top w:val="nil"/>
-              <w:left w:val="nil"/>
-              <w:bottom w:val="nil"/>
-              <w:right w:val="nil"/>
-            </w:tcBorders>
-          </w:tcPr>
-          <w:p/>
-        </w:tc>
-        <w:tc>
-          <w:tcPr>
-            <w:tcW w:w="275" w:type="dxa"/>
-            <w:tcBorders>
-              <w:top w:val="nil"/>
-              <w:left w:val="nil"/>
-              <w:bottom w:val="nil"/>
-              <w:right w:val="nil"/>
-            </w:tcBorders>
-          </w:tcPr>
-          <w:p/>
-        </w:tc>
-        <w:tc>
-          <w:tcPr>
-            <w:tcW w:w="275" w:type="dxa"/>
-            <w:tcBorders>
-              <w:top w:val="nil"/>
-              <w:left w:val="nil"/>
-              <w:bottom w:val="nil"/>
-              <w:right w:val="nil"/>
-            </w:tcBorders>
-          </w:tcPr>
-          <w:p/>
-        </w:tc>
-        <w:tc>
-          <w:tcPr>
-            <w:tcW w:w="3317" w:type="dxa"/>
-            <w:gridSpan w:val="12"/>
-            <w:tcBorders>
-              <w:top w:val="nil"/>
-              <w:left w:val="nil"/>
-              <w:bottom w:val="nil"/>
-              <w:right w:val="nil"/>
-            </w:tcBorders>
+            <w:tcW w:w="6144" w:type="dxa"/>
+            <w:gridSpan w:val="22"/>
+            <w:vMerge w:val="restart"/>
+            <w:tcBorders>
+              <w:top w:val="nil"/>
+              <w:left w:val="nil"/>
+              <w:bottom w:val="nil"/>
+              <w:right w:val="nil"/>
+            </w:tcBorders>
+            <w:vAlign w:val="center"/>
           </w:tcPr>
           <w:p>
             <w:pPr>
@@ -1187,78 +725,77 @@
                 <w:sz w:val="24"/>
                 <w:szCs w:val="24"/>
               </w:rPr>
-              <w:t>{{TOUR_NUMBER}} тур</w:t>
+              <w:t>Всеармейский этап</w:t>
             </w:r>
           </w:p>
-        </w:tc>
-        <w:tc>
-          <w:tcPr>
-            <w:tcW w:w="292" w:type="dxa"/>
-            <w:tcBorders>
-              <w:top w:val="nil"/>
-              <w:left w:val="nil"/>
-              <w:bottom w:val="nil"/>
-              <w:right w:val="nil"/>
-            </w:tcBorders>
-          </w:tcPr>
-          <w:p/>
-        </w:tc>
-        <w:tc>
-          <w:tcPr>
-            <w:tcW w:w="291" w:type="dxa"/>
-            <w:tcBorders>
-              <w:top w:val="nil"/>
-              <w:left w:val="nil"/>
-              <w:bottom w:val="nil"/>
-              <w:right w:val="nil"/>
-            </w:tcBorders>
-          </w:tcPr>
-          <w:p/>
-        </w:tc>
-        <w:tc>
-          <w:tcPr>
-            <w:tcW w:w="291" w:type="dxa"/>
-            <w:tcBorders>
-              <w:top w:val="nil"/>
-              <w:left w:val="nil"/>
-              <w:bottom w:val="nil"/>
-              <w:right w:val="nil"/>
-            </w:tcBorders>
-          </w:tcPr>
-          <w:p/>
-        </w:tc>
-        <w:tc>
-          <w:tcPr>
-            <w:tcW w:w="291" w:type="dxa"/>
-            <w:tcBorders>
-              <w:top w:val="nil"/>
-              <w:left w:val="nil"/>
-              <w:bottom w:val="nil"/>
-              <w:right w:val="nil"/>
-            </w:tcBorders>
-          </w:tcPr>
-          <w:p/>
-        </w:tc>
-        <w:tc>
-          <w:tcPr>
-            <w:tcW w:w="275" w:type="dxa"/>
-            <w:tcBorders>
-              <w:top w:val="nil"/>
-              <w:left w:val="nil"/>
-              <w:bottom w:val="nil"/>
-              <w:right w:val="nil"/>
-            </w:tcBorders>
-          </w:tcPr>
-          <w:p/>
-        </w:tc>
-        <w:tc>
-          <w:tcPr>
-            <w:tcW w:w="275" w:type="dxa"/>
-            <w:tcBorders>
-              <w:top w:val="single" w:sz="2" w:space="0" w:color="FFFFFF" w:themeColor="background1"/>
-              <w:left w:val="nil"/>
-              <w:bottom w:val="nil"/>
-              <w:right w:val="single" w:sz="24" w:space="0" w:color="auto"/>
+          <w:p>
+            <w:pPr>
+              <w:jc w:val="center"/>
+              <w:rPr>
+                <w:rFonts w:ascii="Times New Roman" w:hAnsi="Times New Roman" w:cs="Times New Roman"/>
+                <w:b/>
+                <w:bCs/>
+                <w:sz w:val="24"/>
+                <w:szCs w:val="24"/>
+              </w:rPr>
+            </w:pPr>
+            <w:r>
+              <w:rPr>
+                <w:rFonts w:ascii="Times New Roman" w:hAnsi="Times New Roman" w:cs="Times New Roman"/>
+                <w:b/>
+                <w:bCs/>
+                <w:sz w:val="24"/>
+                <w:szCs w:val="24"/>
+              </w:rPr>
+              <w:t>Международной олимпиады курсантов</w:t>
+            </w:r>
+          </w:p>
+          <w:p>
+            <w:pPr>
+              <w:jc w:val="center"/>
+              <w:rPr>
+                <w:rFonts w:ascii="Times New Roman" w:hAnsi="Times New Roman" w:cs="Times New Roman"/>
+                <w:b/>
+                <w:bCs/>
+                <w:sz w:val="24"/>
+                <w:szCs w:val="24"/>
+              </w:rPr>
+            </w:pPr>
+            <w:r>
+              <w:rPr>
+                <w:rFonts w:ascii="Times New Roman" w:hAnsi="Times New Roman" w:cs="Times New Roman"/>
+                <w:b/>
+                <w:bCs/>
+                <w:sz w:val="24"/>
+                <w:szCs w:val="24"/>
+              </w:rPr>
+              <w:t>образовательных организаций высшего образования</w:t>
+            </w:r>
+          </w:p>
+          <w:p>
+            <w:pPr>
+              <w:jc w:val="center"/>
+            </w:pPr>
+            <w:r>
+              <w:rPr>
+                <w:rFonts w:ascii="Times New Roman" w:hAnsi="Times New Roman" w:cs="Times New Roman"/>
+                <w:b/>
+                <w:bCs/>
+                <w:sz w:val="24"/>
+                <w:szCs w:val="24"/>
+              </w:rPr>
+              <w:t>по математике</w:t>
+            </w:r>
+          </w:p>
+        </w:tc>
+        <w:tc>
+          <w:tcPr>
+            <w:tcW w:w="275" w:type="dxa"/>
+            <w:tcBorders>
+              <w:top w:val="nil"/>
+              <w:left w:val="nil"/>
+              <w:bottom w:val="nil"/>
+              <w:right w:val="nil"/>
             </w:tcBorders>
           </w:tcPr>
           <w:p/>
@@ -1269,8 +806,10 @@
             <w:gridSpan w:val="6"/>
             <w:vMerge/>
             <w:tcBorders>
-              <w:left w:val="single" w:sz="24" w:space="0" w:color="auto"/>
-              <w:right w:val="single" w:sz="24" w:space="0" w:color="auto"/>
+              <w:top w:val="nil"/>
+              <w:left w:val="nil"/>
+              <w:bottom w:val="nil"/>
+              <w:right w:val="nil"/>
             </w:tcBorders>
           </w:tcPr>
           <w:p/>
@@ -1282,6 +821,330 @@
         </w:trPr>
         <w:tc>
           <w:tcPr>
+            <w:tcW w:w="1706" w:type="dxa"/>
+            <w:gridSpan w:val="6"/>
+            <w:vMerge/>
+            <w:tcBorders>
+              <w:top w:val="nil"/>
+              <w:left w:val="nil"/>
+              <w:bottom w:val="nil"/>
+              <w:right w:val="nil"/>
+            </w:tcBorders>
+          </w:tcPr>
+          <w:p/>
+        </w:tc>
+        <w:tc>
+          <w:tcPr>
+            <w:tcW w:w="287" w:type="dxa"/>
+            <w:tcBorders>
+              <w:top w:val="nil"/>
+              <w:left w:val="nil"/>
+              <w:bottom w:val="nil"/>
+              <w:right w:val="nil"/>
+            </w:tcBorders>
+          </w:tcPr>
+          <w:p/>
+        </w:tc>
+        <w:tc>
+          <w:tcPr>
+            <w:tcW w:w="6144" w:type="dxa"/>
+            <w:gridSpan w:val="22"/>
+            <w:vMerge/>
+            <w:tcBorders>
+              <w:top w:val="nil"/>
+              <w:left w:val="nil"/>
+              <w:bottom w:val="nil"/>
+              <w:right w:val="nil"/>
+            </w:tcBorders>
+          </w:tcPr>
+          <w:p/>
+        </w:tc>
+        <w:tc>
+          <w:tcPr>
+            <w:tcW w:w="275" w:type="dxa"/>
+            <w:tcBorders>
+              <w:top w:val="nil"/>
+              <w:left w:val="nil"/>
+              <w:bottom w:val="nil"/>
+              <w:right w:val="nil"/>
+            </w:tcBorders>
+          </w:tcPr>
+          <w:p/>
+        </w:tc>
+        <w:tc>
+          <w:tcPr>
+            <w:tcW w:w="1776" w:type="dxa"/>
+            <w:gridSpan w:val="6"/>
+            <w:vMerge/>
+            <w:tcBorders>
+              <w:top w:val="nil"/>
+              <w:left w:val="nil"/>
+              <w:bottom w:val="nil"/>
+              <w:right w:val="nil"/>
+            </w:tcBorders>
+          </w:tcPr>
+          <w:p/>
+        </w:tc>
+      </w:tr>
+      <w:tr>
+        <w:trPr>
+          <w:trHeight w:val="283"/>
+        </w:trPr>
+        <w:tc>
+          <w:tcPr>
+            <w:tcW w:w="1706" w:type="dxa"/>
+            <w:gridSpan w:val="6"/>
+            <w:vMerge/>
+            <w:tcBorders>
+              <w:top w:val="nil"/>
+              <w:left w:val="nil"/>
+              <w:bottom w:val="nil"/>
+              <w:right w:val="nil"/>
+            </w:tcBorders>
+          </w:tcPr>
+          <w:p/>
+        </w:tc>
+        <w:tc>
+          <w:tcPr>
+            <w:tcW w:w="287" w:type="dxa"/>
+            <w:tcBorders>
+              <w:top w:val="nil"/>
+              <w:left w:val="nil"/>
+              <w:bottom w:val="nil"/>
+              <w:right w:val="nil"/>
+            </w:tcBorders>
+          </w:tcPr>
+          <w:p/>
+        </w:tc>
+        <w:tc>
+          <w:tcPr>
+            <w:tcW w:w="6144" w:type="dxa"/>
+            <w:gridSpan w:val="22"/>
+            <w:vMerge/>
+            <w:tcBorders>
+              <w:top w:val="nil"/>
+              <w:left w:val="nil"/>
+              <w:bottom w:val="nil"/>
+              <w:right w:val="nil"/>
+            </w:tcBorders>
+          </w:tcPr>
+          <w:p/>
+        </w:tc>
+        <w:tc>
+          <w:tcPr>
+            <w:tcW w:w="275" w:type="dxa"/>
+            <w:tcBorders>
+              <w:top w:val="nil"/>
+              <w:left w:val="nil"/>
+              <w:bottom w:val="nil"/>
+              <w:right w:val="nil"/>
+            </w:tcBorders>
+          </w:tcPr>
+          <w:p/>
+        </w:tc>
+        <w:tc>
+          <w:tcPr>
+            <w:tcW w:w="1776" w:type="dxa"/>
+            <w:gridSpan w:val="6"/>
+            <w:vMerge/>
+            <w:tcBorders>
+              <w:top w:val="nil"/>
+              <w:left w:val="nil"/>
+              <w:bottom w:val="nil"/>
+              <w:right w:val="nil"/>
+            </w:tcBorders>
+          </w:tcPr>
+          <w:p/>
+        </w:tc>
+      </w:tr>
+      <w:tr>
+        <w:trPr>
+          <w:trHeight w:val="283"/>
+        </w:trPr>
+        <w:tc>
+          <w:tcPr>
+            <w:tcW w:w="1706" w:type="dxa"/>
+            <w:gridSpan w:val="6"/>
+            <w:vMerge/>
+            <w:tcBorders>
+              <w:top w:val="nil"/>
+              <w:left w:val="nil"/>
+              <w:bottom w:val="nil"/>
+              <w:right w:val="nil"/>
+            </w:tcBorders>
+          </w:tcPr>
+          <w:p/>
+        </w:tc>
+        <w:tc>
+          <w:tcPr>
+            <w:tcW w:w="287" w:type="dxa"/>
+            <w:tcBorders>
+              <w:top w:val="nil"/>
+              <w:left w:val="nil"/>
+              <w:bottom w:val="nil"/>
+              <w:right w:val="nil"/>
+            </w:tcBorders>
+          </w:tcPr>
+          <w:p/>
+        </w:tc>
+        <w:tc>
+          <w:tcPr>
+            <w:tcW w:w="287" w:type="dxa"/>
+            <w:tcBorders>
+              <w:top w:val="nil"/>
+              <w:left w:val="nil"/>
+              <w:bottom w:val="nil"/>
+              <w:right w:val="nil"/>
+            </w:tcBorders>
+          </w:tcPr>
+          <w:p/>
+        </w:tc>
+        <w:tc>
+          <w:tcPr>
+            <w:tcW w:w="275" w:type="dxa"/>
+            <w:tcBorders>
+              <w:top w:val="nil"/>
+              <w:left w:val="nil"/>
+              <w:bottom w:val="nil"/>
+              <w:right w:val="nil"/>
+            </w:tcBorders>
+          </w:tcPr>
+          <w:p/>
+        </w:tc>
+        <w:tc>
+          <w:tcPr>
+            <w:tcW w:w="275" w:type="dxa"/>
+            <w:tcBorders>
+              <w:top w:val="nil"/>
+              <w:left w:val="nil"/>
+              <w:bottom w:val="nil"/>
+              <w:right w:val="nil"/>
+            </w:tcBorders>
+          </w:tcPr>
+          <w:p/>
+        </w:tc>
+        <w:tc>
+          <w:tcPr>
+            <w:tcW w:w="275" w:type="dxa"/>
+            <w:tcBorders>
+              <w:top w:val="nil"/>
+              <w:left w:val="nil"/>
+              <w:bottom w:val="nil"/>
+              <w:right w:val="nil"/>
+            </w:tcBorders>
+          </w:tcPr>
+          <w:p/>
+        </w:tc>
+        <w:tc>
+          <w:tcPr>
+            <w:tcW w:w="3884" w:type="dxa"/>
+            <w:gridSpan w:val="14"/>
+            <w:vMerge w:val="restart"/>
+            <w:tcBorders>
+              <w:top w:val="nil"/>
+              <w:left w:val="nil"/>
+              <w:bottom w:val="nil"/>
+              <w:right w:val="nil"/>
+            </w:tcBorders>
+            <w:vAlign w:val="center"/>
+          </w:tcPr>
+          <w:p>
+            <w:pPr>
+              <w:jc w:val="center"/>
+            </w:pPr>
+            <w:r>
+              <w:rPr>
+                <w:rFonts w:ascii="Times New Roman" w:hAnsi="Times New Roman" w:cs="Times New Roman"/>
+                <w:b/>
+                <w:bCs/>
+                <w:sz w:val="24"/>
+                <w:szCs w:val="24"/>
+              </w:rPr>
+              <w:t>{{TOUR_NUMBER}} тур</w:t>
+            </w:r>
+          </w:p>
+        </w:tc>
+        <w:tc>
+          <w:tcPr>
+            <w:tcW w:w="291" w:type="dxa"/>
+            <w:tcBorders>
+              <w:top w:val="nil"/>
+              <w:left w:val="nil"/>
+              <w:bottom w:val="nil"/>
+              <w:right w:val="nil"/>
+            </w:tcBorders>
+          </w:tcPr>
+          <w:p/>
+        </w:tc>
+        <w:tc>
+          <w:tcPr>
+            <w:tcW w:w="291" w:type="dxa"/>
+            <w:tcBorders>
+              <w:top w:val="nil"/>
+              <w:left w:val="nil"/>
+              <w:bottom w:val="nil"/>
+              <w:right w:val="nil"/>
+            </w:tcBorders>
+          </w:tcPr>
+          <w:p/>
+        </w:tc>
+        <w:tc>
+          <w:tcPr>
+            <w:tcW w:w="291" w:type="dxa"/>
+            <w:tcBorders>
+              <w:top w:val="nil"/>
+              <w:left w:val="nil"/>
+              <w:bottom w:val="nil"/>
+              <w:right w:val="nil"/>
+            </w:tcBorders>
+          </w:tcPr>
+          <w:p/>
+        </w:tc>
+        <w:tc>
+          <w:tcPr>
+            <w:tcW w:w="275" w:type="dxa"/>
+            <w:tcBorders>
+              <w:top w:val="nil"/>
+              <w:left w:val="nil"/>
+              <w:bottom w:val="nil"/>
+              <w:right w:val="nil"/>
+            </w:tcBorders>
+          </w:tcPr>
+          <w:p/>
+        </w:tc>
+        <w:tc>
+          <w:tcPr>
+            <w:tcW w:w="275" w:type="dxa"/>
+            <w:tcBorders>
+              <w:top w:val="nil"/>
+              <w:left w:val="nil"/>
+              <w:bottom w:val="nil"/>
+              <w:right w:val="nil"/>
+            </w:tcBorders>
+          </w:tcPr>
+          <w:p/>
+        </w:tc>
+        <w:tc>
+          <w:tcPr>
+            <w:tcW w:w="1776" w:type="dxa"/>
+            <w:gridSpan w:val="6"/>
+            <w:vMerge/>
+            <w:tcBorders>
+              <w:top w:val="nil"/>
+              <w:left w:val="nil"/>
+              <w:bottom w:val="nil"/>
+              <w:right w:val="nil"/>
+            </w:tcBorders>
+          </w:tcPr>
+          <w:p/>
+        </w:tc>
+      </w:tr>
+      <w:tr>
+        <w:trPr>
+          <w:trHeight w:val="283"/>
+        </w:trPr>
+        <w:tc>
+          <w:tcPr>
             <w:tcW w:w="283" w:type="dxa"/>
             <w:tcBorders>
               <w:top w:val="nil"/>
@@ -1414,20 +1277,296 @@
         </w:tc>
         <w:tc>
           <w:tcPr>
-            <w:tcW w:w="275" w:type="dxa"/>
-            <w:tcBorders>
-              <w:top w:val="nil"/>
-              <w:left w:val="nil"/>
-              <w:bottom w:val="nil"/>
-              <w:right w:val="nil"/>
-            </w:tcBorders>
-          </w:tcPr>
-          <w:p/>
-        </w:tc>
-        <w:tc>
-          <w:tcPr>
-            <w:tcW w:w="3609" w:type="dxa"/>
-            <w:gridSpan w:val="13"/>
+            <w:tcW w:w="3884" w:type="dxa"/>
+            <w:gridSpan w:val="14"/>
+            <w:vMerge/>
+            <w:tcBorders>
+              <w:top w:val="nil"/>
+              <w:left w:val="nil"/>
+              <w:bottom w:val="nil"/>
+              <w:right w:val="nil"/>
+            </w:tcBorders>
+            <w:vAlign w:val="center"/>
+          </w:tcPr>
+          <w:p>
+            <w:pPr>
+              <w:jc w:val="center"/>
+            </w:pPr>
+          </w:p>
+        </w:tc>
+        <w:tc>
+          <w:tcPr>
+            <w:tcW w:w="291" w:type="dxa"/>
+            <w:tcBorders>
+              <w:top w:val="nil"/>
+              <w:left w:val="nil"/>
+              <w:bottom w:val="nil"/>
+              <w:right w:val="nil"/>
+            </w:tcBorders>
+          </w:tcPr>
+          <w:p/>
+        </w:tc>
+        <w:tc>
+          <w:tcPr>
+            <w:tcW w:w="291" w:type="dxa"/>
+            <w:tcBorders>
+              <w:top w:val="nil"/>
+              <w:left w:val="nil"/>
+              <w:bottom w:val="nil"/>
+              <w:right w:val="nil"/>
+            </w:tcBorders>
+          </w:tcPr>
+          <w:p/>
+        </w:tc>
+        <w:tc>
+          <w:tcPr>
+            <w:tcW w:w="291" w:type="dxa"/>
+            <w:tcBorders>
+              <w:top w:val="nil"/>
+              <w:left w:val="nil"/>
+              <w:bottom w:val="nil"/>
+              <w:right w:val="nil"/>
+            </w:tcBorders>
+          </w:tcPr>
+          <w:p/>
+        </w:tc>
+        <w:tc>
+          <w:tcPr>
+            <w:tcW w:w="275" w:type="dxa"/>
+            <w:tcBorders>
+              <w:top w:val="nil"/>
+              <w:left w:val="nil"/>
+              <w:bottom w:val="nil"/>
+              <w:right w:val="nil"/>
+            </w:tcBorders>
+          </w:tcPr>
+          <w:p/>
+        </w:tc>
+        <w:tc>
+          <w:tcPr>
+            <w:tcW w:w="275" w:type="dxa"/>
+            <w:tcBorders>
+              <w:top w:val="nil"/>
+              <w:left w:val="nil"/>
+              <w:bottom w:val="nil"/>
+              <w:right w:val="nil"/>
+            </w:tcBorders>
+          </w:tcPr>
+          <w:p/>
+        </w:tc>
+        <w:tc>
+          <w:tcPr>
+            <w:tcW w:w="296" w:type="dxa"/>
+            <w:tcBorders>
+              <w:top w:val="nil"/>
+              <w:left w:val="nil"/>
+              <w:bottom w:val="nil"/>
+              <w:right w:val="nil"/>
+            </w:tcBorders>
+          </w:tcPr>
+          <w:p/>
+        </w:tc>
+        <w:tc>
+          <w:tcPr>
+            <w:tcW w:w="296" w:type="dxa"/>
+            <w:tcBorders>
+              <w:top w:val="nil"/>
+              <w:left w:val="nil"/>
+              <w:bottom w:val="nil"/>
+              <w:right w:val="nil"/>
+            </w:tcBorders>
+          </w:tcPr>
+          <w:p/>
+        </w:tc>
+        <w:tc>
+          <w:tcPr>
+            <w:tcW w:w="296" w:type="dxa"/>
+            <w:tcBorders>
+              <w:top w:val="nil"/>
+              <w:left w:val="nil"/>
+              <w:bottom w:val="nil"/>
+              <w:right w:val="nil"/>
+            </w:tcBorders>
+          </w:tcPr>
+          <w:p/>
+        </w:tc>
+        <w:tc>
+          <w:tcPr>
+            <w:tcW w:w="296" w:type="dxa"/>
+            <w:tcBorders>
+              <w:top w:val="nil"/>
+              <w:left w:val="nil"/>
+              <w:bottom w:val="nil"/>
+              <w:right w:val="nil"/>
+            </w:tcBorders>
+          </w:tcPr>
+          <w:p/>
+        </w:tc>
+        <w:tc>
+          <w:tcPr>
+            <w:tcW w:w="296" w:type="dxa"/>
+            <w:tcBorders>
+              <w:top w:val="nil"/>
+              <w:left w:val="nil"/>
+              <w:bottom w:val="nil"/>
+              <w:right w:val="nil"/>
+            </w:tcBorders>
+          </w:tcPr>
+          <w:p/>
+        </w:tc>
+        <w:tc>
+          <w:tcPr>
+            <w:tcW w:w="296" w:type="dxa"/>
+            <w:tcBorders>
+              <w:top w:val="nil"/>
+              <w:left w:val="nil"/>
+              <w:bottom w:val="nil"/>
+              <w:right w:val="nil"/>
+            </w:tcBorders>
+          </w:tcPr>
+          <w:p/>
+        </w:tc>
+      </w:tr>
+      <w:tr>
+        <w:trPr>
+          <w:trHeight w:val="283"/>
+        </w:trPr>
+        <w:tc>
+          <w:tcPr>
+            <w:tcW w:w="283" w:type="dxa"/>
+            <w:tcBorders>
+              <w:top w:val="nil"/>
+              <w:left w:val="nil"/>
+              <w:bottom w:val="nil"/>
+              <w:right w:val="nil"/>
+            </w:tcBorders>
+          </w:tcPr>
+          <w:p/>
+        </w:tc>
+        <w:tc>
+          <w:tcPr>
+            <w:tcW w:w="283" w:type="dxa"/>
+            <w:tcBorders>
+              <w:top w:val="nil"/>
+              <w:left w:val="nil"/>
+              <w:bottom w:val="nil"/>
+              <w:right w:val="nil"/>
+            </w:tcBorders>
+          </w:tcPr>
+          <w:p/>
+        </w:tc>
+        <w:tc>
+          <w:tcPr>
+            <w:tcW w:w="283" w:type="dxa"/>
+            <w:tcBorders>
+              <w:top w:val="nil"/>
+              <w:left w:val="nil"/>
+              <w:bottom w:val="nil"/>
+              <w:right w:val="nil"/>
+            </w:tcBorders>
+          </w:tcPr>
+          <w:p/>
+        </w:tc>
+        <w:tc>
+          <w:tcPr>
+            <w:tcW w:w="282" w:type="dxa"/>
+            <w:tcBorders>
+              <w:top w:val="nil"/>
+              <w:left w:val="nil"/>
+              <w:bottom w:val="nil"/>
+              <w:right w:val="nil"/>
+            </w:tcBorders>
+          </w:tcPr>
+          <w:p/>
+        </w:tc>
+        <w:tc>
+          <w:tcPr>
+            <w:tcW w:w="288" w:type="dxa"/>
+            <w:tcBorders>
+              <w:top w:val="nil"/>
+              <w:left w:val="nil"/>
+              <w:bottom w:val="nil"/>
+              <w:right w:val="nil"/>
+            </w:tcBorders>
+          </w:tcPr>
+          <w:p/>
+        </w:tc>
+        <w:tc>
+          <w:tcPr>
+            <w:tcW w:w="287" w:type="dxa"/>
+            <w:tcBorders>
+              <w:top w:val="nil"/>
+              <w:left w:val="nil"/>
+              <w:bottom w:val="nil"/>
+              <w:right w:val="nil"/>
+            </w:tcBorders>
+          </w:tcPr>
+          <w:p/>
+        </w:tc>
+        <w:tc>
+          <w:tcPr>
+            <w:tcW w:w="287" w:type="dxa"/>
+            <w:tcBorders>
+              <w:top w:val="nil"/>
+              <w:left w:val="nil"/>
+              <w:bottom w:val="nil"/>
+              <w:right w:val="nil"/>
+            </w:tcBorders>
+          </w:tcPr>
+          <w:p/>
+        </w:tc>
+        <w:tc>
+          <w:tcPr>
+            <w:tcW w:w="287" w:type="dxa"/>
+            <w:tcBorders>
+              <w:top w:val="nil"/>
+              <w:left w:val="nil"/>
+              <w:bottom w:val="nil"/>
+              <w:right w:val="nil"/>
+            </w:tcBorders>
+          </w:tcPr>
+          <w:p/>
+        </w:tc>
+        <w:tc>
+          <w:tcPr>
+            <w:tcW w:w="275" w:type="dxa"/>
+            <w:tcBorders>
+              <w:top w:val="nil"/>
+              <w:left w:val="nil"/>
+              <w:bottom w:val="nil"/>
+              <w:right w:val="nil"/>
+            </w:tcBorders>
+          </w:tcPr>
+          <w:p/>
+        </w:tc>
+        <w:tc>
+          <w:tcPr>
+            <w:tcW w:w="275" w:type="dxa"/>
+            <w:tcBorders>
+              <w:top w:val="nil"/>
+              <w:left w:val="nil"/>
+              <w:bottom w:val="nil"/>
+              <w:right w:val="nil"/>
+            </w:tcBorders>
+          </w:tcPr>
+          <w:p/>
+        </w:tc>
+        <w:tc>
+          <w:tcPr>
+            <w:tcW w:w="275" w:type="dxa"/>
+            <w:tcBorders>
+              <w:top w:val="nil"/>
+              <w:left w:val="nil"/>
+              <w:bottom w:val="nil"/>
+              <w:right w:val="nil"/>
+            </w:tcBorders>
+          </w:tcPr>
+          <w:p/>
+        </w:tc>
+        <w:tc>
+          <w:tcPr>
+            <w:tcW w:w="3884" w:type="dxa"/>
+            <w:gridSpan w:val="14"/>
             <w:vMerge w:val="restart"/>
             <w:tcBorders>
               <w:top w:val="nil"/>
@@ -1508,20 +1647,79 @@
               <w:top w:val="nil"/>
               <w:left w:val="nil"/>
               <w:bottom w:val="nil"/>
-              <w:right w:val="single" w:sz="24" w:space="0" w:color="auto"/>
-            </w:tcBorders>
-          </w:tcPr>
-          <w:p/>
-        </w:tc>
-        <w:tc>
-          <w:tcPr>
-            <w:tcW w:w="1776" w:type="dxa"/>
-            <w:gridSpan w:val="6"/>
-            <w:vMerge/>
-            <w:tcBorders>
-              <w:left w:val="single" w:sz="24" w:space="0" w:color="auto"/>
-              <w:bottom w:val="single" w:sz="2" w:space="0" w:color="auto"/>
-              <w:right w:val="single" w:sz="24" w:space="0" w:color="auto"/>
+              <w:right w:val="nil"/>
+            </w:tcBorders>
+          </w:tcPr>
+          <w:p/>
+        </w:tc>
+        <w:tc>
+          <w:tcPr>
+            <w:tcW w:w="296" w:type="dxa"/>
+            <w:tcBorders>
+              <w:top w:val="nil"/>
+              <w:left w:val="nil"/>
+              <w:bottom w:val="nil"/>
+              <w:right w:val="nil"/>
+            </w:tcBorders>
+          </w:tcPr>
+          <w:p/>
+        </w:tc>
+        <w:tc>
+          <w:tcPr>
+            <w:tcW w:w="296" w:type="dxa"/>
+            <w:tcBorders>
+              <w:top w:val="nil"/>
+              <w:left w:val="nil"/>
+              <w:bottom w:val="nil"/>
+              <w:right w:val="nil"/>
+            </w:tcBorders>
+          </w:tcPr>
+          <w:p/>
+        </w:tc>
+        <w:tc>
+          <w:tcPr>
+            <w:tcW w:w="296" w:type="dxa"/>
+            <w:tcBorders>
+              <w:top w:val="nil"/>
+              <w:left w:val="nil"/>
+              <w:bottom w:val="nil"/>
+              <w:right w:val="nil"/>
+            </w:tcBorders>
+          </w:tcPr>
+          <w:p/>
+        </w:tc>
+        <w:tc>
+          <w:tcPr>
+            <w:tcW w:w="296" w:type="dxa"/>
+            <w:tcBorders>
+              <w:top w:val="nil"/>
+              <w:left w:val="nil"/>
+              <w:bottom w:val="nil"/>
+              <w:right w:val="nil"/>
+            </w:tcBorders>
+          </w:tcPr>
+          <w:p/>
+        </w:tc>
+        <w:tc>
+          <w:tcPr>
+            <w:tcW w:w="296" w:type="dxa"/>
+            <w:tcBorders>
+              <w:top w:val="nil"/>
+              <w:left w:val="nil"/>
+              <w:bottom w:val="nil"/>
+              <w:right w:val="nil"/>
+            </w:tcBorders>
+          </w:tcPr>
+          <w:p/>
+        </w:tc>
+        <w:tc>
+          <w:tcPr>
+            <w:tcW w:w="296" w:type="dxa"/>
+            <w:tcBorders>
+              <w:top w:val="nil"/>
+              <w:left w:val="nil"/>
+              <w:bottom w:val="nil"/>
+              <w:right w:val="nil"/>
             </w:tcBorders>
           </w:tcPr>
           <w:p/>
@@ -1665,20 +1863,8 @@
         </w:tc>
         <w:tc>
           <w:tcPr>
-            <w:tcW w:w="275" w:type="dxa"/>
-            <w:tcBorders>
-              <w:top w:val="nil"/>
-              <w:left w:val="nil"/>
-              <w:bottom w:val="nil"/>
-              <w:right w:val="nil"/>
-            </w:tcBorders>
-          </w:tcPr>
-          <w:p/>
-        </w:tc>
-        <w:tc>
-          <w:tcPr>
-            <w:tcW w:w="3609" w:type="dxa"/>
-            <w:gridSpan w:val="13"/>
+            <w:tcW w:w="3884" w:type="dxa"/>
+            <w:gridSpan w:val="14"/>
             <w:vMerge/>
             <w:tcBorders>
               <w:top w:val="nil"/>
@@ -1744,79 +1930,79 @@
               <w:top w:val="nil"/>
               <w:left w:val="nil"/>
               <w:bottom w:val="nil"/>
-              <w:right w:val="single" w:sz="2" w:space="0" w:color="FFFFFF" w:themeColor="background1"/>
-            </w:tcBorders>
-          </w:tcPr>
-          <w:p/>
-        </w:tc>
-        <w:tc>
-          <w:tcPr>
-            <w:tcW w:w="296" w:type="dxa"/>
-            <w:tcBorders>
-              <w:top w:val="single" w:sz="24" w:space="0" w:color="auto"/>
-              <w:left w:val="single" w:sz="2" w:space="0" w:color="FFFFFF" w:themeColor="background1"/>
-              <w:bottom w:val="nil"/>
-              <w:right w:val="nil"/>
-            </w:tcBorders>
-          </w:tcPr>
-          <w:p/>
-        </w:tc>
-        <w:tc>
-          <w:tcPr>
-            <w:tcW w:w="296" w:type="dxa"/>
-            <w:tcBorders>
-              <w:top w:val="single" w:sz="24" w:space="0" w:color="auto"/>
-              <w:left w:val="nil"/>
-              <w:bottom w:val="nil"/>
-              <w:right w:val="nil"/>
-            </w:tcBorders>
-          </w:tcPr>
-          <w:p/>
-        </w:tc>
-        <w:tc>
-          <w:tcPr>
-            <w:tcW w:w="296" w:type="dxa"/>
-            <w:tcBorders>
-              <w:top w:val="single" w:sz="24" w:space="0" w:color="auto"/>
-              <w:left w:val="nil"/>
-              <w:bottom w:val="nil"/>
-              <w:right w:val="nil"/>
-            </w:tcBorders>
-          </w:tcPr>
-          <w:p/>
-        </w:tc>
-        <w:tc>
-          <w:tcPr>
-            <w:tcW w:w="296" w:type="dxa"/>
-            <w:tcBorders>
-              <w:top w:val="single" w:sz="24" w:space="0" w:color="auto"/>
-              <w:left w:val="nil"/>
-              <w:bottom w:val="nil"/>
-              <w:right w:val="nil"/>
-            </w:tcBorders>
-          </w:tcPr>
-          <w:p/>
-        </w:tc>
-        <w:tc>
-          <w:tcPr>
-            <w:tcW w:w="296" w:type="dxa"/>
-            <w:tcBorders>
-              <w:top w:val="single" w:sz="24" w:space="0" w:color="auto"/>
-              <w:left w:val="nil"/>
-              <w:bottom w:val="nil"/>
-              <w:right w:val="nil"/>
-            </w:tcBorders>
-          </w:tcPr>
-          <w:p/>
-        </w:tc>
-        <w:tc>
-          <w:tcPr>
-            <w:tcW w:w="296" w:type="dxa"/>
-            <w:tcBorders>
-              <w:top w:val="single" w:sz="24" w:space="0" w:color="auto"/>
-              <w:left w:val="nil"/>
-              <w:bottom w:val="nil"/>
-              <w:right w:val="single" w:sz="2" w:space="0" w:color="FFFFFF" w:themeColor="background1"/>
+              <w:right w:val="nil"/>
+            </w:tcBorders>
+          </w:tcPr>
+          <w:p/>
+        </w:tc>
+        <w:tc>
+          <w:tcPr>
+            <w:tcW w:w="296" w:type="dxa"/>
+            <w:tcBorders>
+              <w:top w:val="nil"/>
+              <w:left w:val="nil"/>
+              <w:bottom w:val="nil"/>
+              <w:right w:val="nil"/>
+            </w:tcBorders>
+          </w:tcPr>
+          <w:p/>
+        </w:tc>
+        <w:tc>
+          <w:tcPr>
+            <w:tcW w:w="296" w:type="dxa"/>
+            <w:tcBorders>
+              <w:top w:val="nil"/>
+              <w:left w:val="nil"/>
+              <w:bottom w:val="nil"/>
+              <w:right w:val="nil"/>
+            </w:tcBorders>
+          </w:tcPr>
+          <w:p/>
+        </w:tc>
+        <w:tc>
+          <w:tcPr>
+            <w:tcW w:w="296" w:type="dxa"/>
+            <w:tcBorders>
+              <w:top w:val="nil"/>
+              <w:left w:val="nil"/>
+              <w:bottom w:val="nil"/>
+              <w:right w:val="nil"/>
+            </w:tcBorders>
+          </w:tcPr>
+          <w:p/>
+        </w:tc>
+        <w:tc>
+          <w:tcPr>
+            <w:tcW w:w="296" w:type="dxa"/>
+            <w:tcBorders>
+              <w:top w:val="nil"/>
+              <w:left w:val="nil"/>
+              <w:bottom w:val="nil"/>
+              <w:right w:val="nil"/>
+            </w:tcBorders>
+          </w:tcPr>
+          <w:p/>
+        </w:tc>
+        <w:tc>
+          <w:tcPr>
+            <w:tcW w:w="296" w:type="dxa"/>
+            <w:tcBorders>
+              <w:top w:val="nil"/>
+              <w:left w:val="nil"/>
+              <w:bottom w:val="nil"/>
+              <w:right w:val="nil"/>
+            </w:tcBorders>
+          </w:tcPr>
+          <w:p/>
+        </w:tc>
+        <w:tc>
+          <w:tcPr>
+            <w:tcW w:w="296" w:type="dxa"/>
+            <w:tcBorders>
+              <w:top w:val="nil"/>
+              <w:left w:val="nil"/>
+              <w:bottom w:val="nil"/>
+              <w:right w:val="nil"/>
             </w:tcBorders>
           </w:tcPr>
           <w:p/>
@@ -4458,7 +4644,11 @@
               <w:right w:val="nil"/>
             </w:tcBorders>
           </w:tcPr>
-          <w:p/>
+          <w:p>
+            <w:r>
+              <w:softHyphen/>
+            </w:r>
+          </w:p>
         </w:tc>
         <w:tc>
           <w:tcPr>
@@ -17123,8 +17313,8 @@
         </w:trPr>
         <w:tc>
           <w:tcPr>
-            <w:tcW w:w="6989" w:type="dxa"/>
-            <w:gridSpan w:val="25"/>
+            <w:tcW w:w="5305" w:type="dxa"/>
+            <w:gridSpan w:val="19"/>
             <w:tcBorders>
               <w:top w:val="single" w:sz="4" w:space="0" w:color="auto"/>
               <w:left w:val="single" w:sz="4" w:space="0" w:color="auto"/>
@@ -17149,8 +17339,8 @@
         </w:tc>
         <w:tc>
           <w:tcPr>
-            <w:tcW w:w="1423" w:type="dxa"/>
-            <w:gridSpan w:val="5"/>
+            <w:tcW w:w="1684" w:type="dxa"/>
+            <w:gridSpan w:val="6"/>
             <w:tcBorders>
               <w:top w:val="single" w:sz="4" w:space="0" w:color="auto"/>
               <w:left w:val="single" w:sz="4" w:space="0" w:color="auto"/>
@@ -17175,7 +17365,7 @@
         </w:tc>
         <w:tc>
           <w:tcPr>
-            <w:tcW w:w="1776" w:type="dxa"/>
+            <w:tcW w:w="1719" w:type="dxa"/>
             <w:gridSpan w:val="6"/>
             <w:tcBorders>
               <w:top w:val="single" w:sz="4" w:space="0" w:color="auto"/>
@@ -17199,6 +17389,32 @@
             </w:r>
           </w:p>
         </w:tc>
+        <w:tc>
+          <w:tcPr>
+            <w:tcW w:w="1480" w:type="dxa"/>
+            <w:gridSpan w:val="5"/>
+            <w:vMerge w:val="restart"/>
+            <w:tcBorders>
+              <w:top w:val="single" w:sz="4" w:space="0" w:color="auto"/>
+              <w:left w:val="single" w:sz="4" w:space="0" w:color="auto"/>
+              <w:right w:val="single" w:sz="4" w:space="0" w:color="auto"/>
+            </w:tcBorders>
+            <w:vAlign w:val="center"/>
+          </w:tcPr>
+          <w:p>
+            <w:pPr>
+              <w:jc w:val="center"/>
+            </w:pPr>
+            <w:r>
+              <w:rPr>
+                <w:rFonts w:ascii="Times New Roman" w:hAnsi="Times New Roman" w:cs="Times New Roman"/>
+                <w:sz w:val="16"/>
+                <w:szCs w:val="16"/>
+              </w:rPr>
+              <w:t>{{QR_IMAGE}}</w:t>
+            </w:r>
+          </w:p>
+        </w:tc>
       </w:tr>
       <w:tr>
         <w:trPr>
@@ -17206,19 +17422,8 @@
         </w:trPr>
         <w:tc>
           <w:tcPr>
-            <w:tcW w:w="6989" w:type="dxa"/>
-            <w:gridSpan w:val="25"/>
-            <w:tcBorders>
-              <w:top w:val="single" w:sz="4" w:space="0" w:color="auto"/>
-              <w:right w:val="single" w:sz="4" w:space="0" w:color="auto"/>
-            </w:tcBorders>
-          </w:tcPr>
-          <w:p/>
-        </w:tc>
-        <w:tc>
-          <w:tcPr>
-            <w:tcW w:w="1423" w:type="dxa"/>
-            <w:gridSpan w:val="5"/>
+            <w:tcW w:w="5305" w:type="dxa"/>
+            <w:gridSpan w:val="19"/>
             <w:tcBorders>
               <w:top w:val="single" w:sz="4" w:space="0" w:color="auto"/>
               <w:left w:val="single" w:sz="4" w:space="0" w:color="auto"/>
@@ -17229,26 +17434,39 @@
         </w:tc>
         <w:tc>
           <w:tcPr>
-            <w:tcW w:w="1776" w:type="dxa"/>
+            <w:tcW w:w="1684" w:type="dxa"/>
             <w:gridSpan w:val="6"/>
-            <w:vMerge w:val="restart"/>
             <w:tcBorders>
               <w:top w:val="single" w:sz="4" w:space="0" w:color="auto"/>
               <w:left w:val="single" w:sz="4" w:space="0" w:color="auto"/>
               <w:right w:val="single" w:sz="4" w:space="0" w:color="auto"/>
             </w:tcBorders>
-            <w:vAlign w:val="center"/>
-          </w:tcPr>
-          <w:p>
-            <w:pPr>
-              <w:jc w:val="center"/>
-              <w:rPr>
-                <w:rFonts w:ascii="Times New Roman" w:hAnsi="Times New Roman" w:cs="Times New Roman"/>
-                <w:sz w:val="24"/>
-                <w:szCs w:val="24"/>
-              </w:rPr>
-            </w:pPr>
-          </w:p>
+          </w:tcPr>
+          <w:p/>
+        </w:tc>
+        <w:tc>
+          <w:tcPr>
+            <w:tcW w:w="1719" w:type="dxa"/>
+            <w:gridSpan w:val="6"/>
+            <w:tcBorders>
+              <w:top w:val="single" w:sz="4" w:space="0" w:color="auto"/>
+              <w:left w:val="single" w:sz="4" w:space="0" w:color="auto"/>
+              <w:right w:val="single" w:sz="4" w:space="0" w:color="auto"/>
+            </w:tcBorders>
+          </w:tcPr>
+          <w:p/>
+        </w:tc>
+        <w:tc>
+          <w:tcPr>
+            <w:tcW w:w="1480" w:type="dxa"/>
+            <w:gridSpan w:val="5"/>
+            <w:vMerge/>
+            <w:tcBorders>
+              <w:left w:val="single" w:sz="4" w:space="0" w:color="auto"/>
+              <w:right w:val="single" w:sz="4" w:space="0" w:color="auto"/>
+            </w:tcBorders>
+          </w:tcPr>
+          <w:p/>
         </w:tc>
       </w:tr>
       <w:tr>
@@ -17257,19 +17475,8 @@
         </w:trPr>
         <w:tc>
           <w:tcPr>
-            <w:tcW w:w="6989" w:type="dxa"/>
-            <w:gridSpan w:val="25"/>
-            <w:tcBorders>
-              <w:top w:val="single" w:sz="4" w:space="0" w:color="auto"/>
-              <w:right w:val="single" w:sz="4" w:space="0" w:color="auto"/>
-            </w:tcBorders>
-          </w:tcPr>
-          <w:p/>
-        </w:tc>
-        <w:tc>
-          <w:tcPr>
-            <w:tcW w:w="1423" w:type="dxa"/>
-            <w:gridSpan w:val="5"/>
+            <w:tcW w:w="5305" w:type="dxa"/>
+            <w:gridSpan w:val="19"/>
             <w:tcBorders>
               <w:top w:val="single" w:sz="4" w:space="0" w:color="auto"/>
               <w:left w:val="single" w:sz="4" w:space="0" w:color="auto"/>
@@ -17280,11 +17487,36 @@
         </w:tc>
         <w:tc>
           <w:tcPr>
-            <w:tcW w:w="1776" w:type="dxa"/>
+            <w:tcW w:w="1684" w:type="dxa"/>
             <w:gridSpan w:val="6"/>
+            <w:tcBorders>
+              <w:top w:val="single" w:sz="4" w:space="0" w:color="auto"/>
+              <w:left w:val="single" w:sz="4" w:space="0" w:color="auto"/>
+              <w:right w:val="single" w:sz="4" w:space="0" w:color="auto"/>
+            </w:tcBorders>
+          </w:tcPr>
+          <w:p/>
+        </w:tc>
+        <w:tc>
+          <w:tcPr>
+            <w:tcW w:w="1719" w:type="dxa"/>
+            <w:gridSpan w:val="6"/>
+            <w:tcBorders>
+              <w:top w:val="single" w:sz="4" w:space="0" w:color="auto"/>
+              <w:left w:val="single" w:sz="4" w:space="0" w:color="auto"/>
+              <w:right w:val="single" w:sz="4" w:space="0" w:color="auto"/>
+            </w:tcBorders>
+          </w:tcPr>
+          <w:p/>
+        </w:tc>
+        <w:tc>
+          <w:tcPr>
+            <w:tcW w:w="1480" w:type="dxa"/>
+            <w:gridSpan w:val="5"/>
             <w:vMerge/>
             <w:tcBorders>
               <w:left w:val="single" w:sz="4" w:space="0" w:color="auto"/>
+              <w:right w:val="single" w:sz="4" w:space="0" w:color="auto"/>
             </w:tcBorders>
           </w:tcPr>
           <w:p/>
@@ -17310,18 +17542,14 @@
         </w:rPr>
         <w:t>Санкт-Петербург</w:t>
       </w:r>
-    </w:p>
-    <w:p>
-      <w:pPr>
-        <w:spacing w:before="240" w:line="240" w:lineRule="exact"/>
-        <w:ind w:left="-708"/>
-        <w:jc w:val="center"/>
+      <w:r>
         <w:rPr>
           <w:rFonts w:ascii="Times New Roman" w:hAnsi="Times New Roman" w:cs="Times New Roman"/>
           <w:sz w:val="24"/>
           <w:szCs w:val="24"/>
         </w:rPr>
-      </w:pPr>
+        <w:t xml:space="preserve"> </w:t>
+      </w:r>
       <w:r>
         <w:rPr>
           <w:rFonts w:ascii="Times New Roman" w:hAnsi="Times New Roman" w:cs="Times New Roman"/>

--- a/backend/templates/word/special_answer_blank_template.docx
+++ b/backend/templates/word/special_answer_blank_template.docx
@@ -16864,443 +16864,6 @@
               <w:top w:val="nil"/>
               <w:left w:val="nil"/>
               <w:bottom w:val="nil"/>
-              <w:right w:val="nil"/>
-            </w:tcBorders>
-          </w:tcPr>
-          <w:p/>
-        </w:tc>
-      </w:tr>
-      <w:tr>
-        <w:trPr>
-          <w:trHeight w:val="283"/>
-        </w:trPr>
-        <w:tc>
-          <w:tcPr>
-            <w:tcW w:w="283" w:type="dxa"/>
-            <w:tcBorders>
-              <w:top w:val="nil"/>
-              <w:left w:val="nil"/>
-              <w:bottom w:val="single" w:sz="4" w:space="0" w:color="auto"/>
-              <w:right w:val="nil"/>
-            </w:tcBorders>
-          </w:tcPr>
-          <w:p/>
-        </w:tc>
-        <w:tc>
-          <w:tcPr>
-            <w:tcW w:w="283" w:type="dxa"/>
-            <w:tcBorders>
-              <w:top w:val="nil"/>
-              <w:left w:val="nil"/>
-              <w:bottom w:val="single" w:sz="4" w:space="0" w:color="auto"/>
-              <w:right w:val="nil"/>
-            </w:tcBorders>
-          </w:tcPr>
-          <w:p/>
-        </w:tc>
-        <w:tc>
-          <w:tcPr>
-            <w:tcW w:w="283" w:type="dxa"/>
-            <w:tcBorders>
-              <w:top w:val="nil"/>
-              <w:left w:val="nil"/>
-              <w:bottom w:val="single" w:sz="4" w:space="0" w:color="auto"/>
-              <w:right w:val="nil"/>
-            </w:tcBorders>
-          </w:tcPr>
-          <w:p/>
-        </w:tc>
-        <w:tc>
-          <w:tcPr>
-            <w:tcW w:w="282" w:type="dxa"/>
-            <w:tcBorders>
-              <w:top w:val="nil"/>
-              <w:left w:val="nil"/>
-              <w:bottom w:val="single" w:sz="4" w:space="0" w:color="auto"/>
-              <w:right w:val="nil"/>
-            </w:tcBorders>
-          </w:tcPr>
-          <w:p/>
-        </w:tc>
-        <w:tc>
-          <w:tcPr>
-            <w:tcW w:w="288" w:type="dxa"/>
-            <w:tcBorders>
-              <w:top w:val="nil"/>
-              <w:left w:val="nil"/>
-              <w:bottom w:val="single" w:sz="4" w:space="0" w:color="auto"/>
-              <w:right w:val="nil"/>
-            </w:tcBorders>
-          </w:tcPr>
-          <w:p/>
-        </w:tc>
-        <w:tc>
-          <w:tcPr>
-            <w:tcW w:w="287" w:type="dxa"/>
-            <w:tcBorders>
-              <w:top w:val="nil"/>
-              <w:left w:val="nil"/>
-              <w:bottom w:val="single" w:sz="4" w:space="0" w:color="auto"/>
-              <w:right w:val="nil"/>
-            </w:tcBorders>
-          </w:tcPr>
-          <w:p/>
-        </w:tc>
-        <w:tc>
-          <w:tcPr>
-            <w:tcW w:w="287" w:type="dxa"/>
-            <w:tcBorders>
-              <w:top w:val="nil"/>
-              <w:left w:val="nil"/>
-              <w:bottom w:val="single" w:sz="4" w:space="0" w:color="auto"/>
-              <w:right w:val="nil"/>
-            </w:tcBorders>
-          </w:tcPr>
-          <w:p/>
-        </w:tc>
-        <w:tc>
-          <w:tcPr>
-            <w:tcW w:w="287" w:type="dxa"/>
-            <w:tcBorders>
-              <w:top w:val="nil"/>
-              <w:left w:val="nil"/>
-              <w:bottom w:val="single" w:sz="4" w:space="0" w:color="auto"/>
-              <w:right w:val="nil"/>
-            </w:tcBorders>
-          </w:tcPr>
-          <w:p/>
-        </w:tc>
-        <w:tc>
-          <w:tcPr>
-            <w:tcW w:w="275" w:type="dxa"/>
-            <w:tcBorders>
-              <w:top w:val="nil"/>
-              <w:left w:val="nil"/>
-              <w:bottom w:val="single" w:sz="4" w:space="0" w:color="auto"/>
-              <w:right w:val="nil"/>
-            </w:tcBorders>
-          </w:tcPr>
-          <w:p/>
-        </w:tc>
-        <w:tc>
-          <w:tcPr>
-            <w:tcW w:w="275" w:type="dxa"/>
-            <w:tcBorders>
-              <w:top w:val="nil"/>
-              <w:left w:val="nil"/>
-              <w:bottom w:val="single" w:sz="4" w:space="0" w:color="auto"/>
-              <w:right w:val="nil"/>
-            </w:tcBorders>
-          </w:tcPr>
-          <w:p/>
-        </w:tc>
-        <w:tc>
-          <w:tcPr>
-            <w:tcW w:w="275" w:type="dxa"/>
-            <w:tcBorders>
-              <w:top w:val="nil"/>
-              <w:left w:val="nil"/>
-              <w:bottom w:val="single" w:sz="4" w:space="0" w:color="auto"/>
-              <w:right w:val="nil"/>
-            </w:tcBorders>
-          </w:tcPr>
-          <w:p/>
-        </w:tc>
-        <w:tc>
-          <w:tcPr>
-            <w:tcW w:w="275" w:type="dxa"/>
-            <w:tcBorders>
-              <w:top w:val="nil"/>
-              <w:left w:val="nil"/>
-              <w:bottom w:val="single" w:sz="4" w:space="0" w:color="auto"/>
-              <w:right w:val="nil"/>
-            </w:tcBorders>
-          </w:tcPr>
-          <w:p/>
-        </w:tc>
-        <w:tc>
-          <w:tcPr>
-            <w:tcW w:w="275" w:type="dxa"/>
-            <w:tcBorders>
-              <w:top w:val="nil"/>
-              <w:left w:val="nil"/>
-              <w:bottom w:val="single" w:sz="4" w:space="0" w:color="auto"/>
-              <w:right w:val="nil"/>
-            </w:tcBorders>
-          </w:tcPr>
-          <w:p/>
-        </w:tc>
-        <w:tc>
-          <w:tcPr>
-            <w:tcW w:w="275" w:type="dxa"/>
-            <w:tcBorders>
-              <w:top w:val="nil"/>
-              <w:left w:val="nil"/>
-              <w:bottom w:val="single" w:sz="4" w:space="0" w:color="auto"/>
-              <w:right w:val="nil"/>
-            </w:tcBorders>
-          </w:tcPr>
-          <w:p/>
-        </w:tc>
-        <w:tc>
-          <w:tcPr>
-            <w:tcW w:w="275" w:type="dxa"/>
-            <w:tcBorders>
-              <w:top w:val="nil"/>
-              <w:left w:val="nil"/>
-              <w:bottom w:val="single" w:sz="4" w:space="0" w:color="auto"/>
-              <w:right w:val="nil"/>
-            </w:tcBorders>
-          </w:tcPr>
-          <w:p/>
-        </w:tc>
-        <w:tc>
-          <w:tcPr>
-            <w:tcW w:w="275" w:type="dxa"/>
-            <w:tcBorders>
-              <w:top w:val="nil"/>
-              <w:left w:val="nil"/>
-              <w:bottom w:val="single" w:sz="4" w:space="0" w:color="auto"/>
-              <w:right w:val="nil"/>
-            </w:tcBorders>
-          </w:tcPr>
-          <w:p/>
-        </w:tc>
-        <w:tc>
-          <w:tcPr>
-            <w:tcW w:w="275" w:type="dxa"/>
-            <w:tcBorders>
-              <w:top w:val="nil"/>
-              <w:left w:val="nil"/>
-              <w:bottom w:val="single" w:sz="4" w:space="0" w:color="auto"/>
-              <w:right w:val="nil"/>
-            </w:tcBorders>
-          </w:tcPr>
-          <w:p/>
-        </w:tc>
-        <w:tc>
-          <w:tcPr>
-            <w:tcW w:w="275" w:type="dxa"/>
-            <w:tcBorders>
-              <w:top w:val="nil"/>
-              <w:left w:val="nil"/>
-              <w:bottom w:val="single" w:sz="4" w:space="0" w:color="auto"/>
-              <w:right w:val="nil"/>
-            </w:tcBorders>
-          </w:tcPr>
-          <w:p/>
-        </w:tc>
-        <w:tc>
-          <w:tcPr>
-            <w:tcW w:w="275" w:type="dxa"/>
-            <w:tcBorders>
-              <w:top w:val="nil"/>
-              <w:left w:val="nil"/>
-              <w:bottom w:val="single" w:sz="4" w:space="0" w:color="auto"/>
-              <w:right w:val="nil"/>
-            </w:tcBorders>
-          </w:tcPr>
-          <w:p/>
-        </w:tc>
-        <w:tc>
-          <w:tcPr>
-            <w:tcW w:w="275" w:type="dxa"/>
-            <w:tcBorders>
-              <w:top w:val="nil"/>
-              <w:left w:val="nil"/>
-              <w:bottom w:val="single" w:sz="4" w:space="0" w:color="auto"/>
-              <w:right w:val="nil"/>
-            </w:tcBorders>
-          </w:tcPr>
-          <w:p/>
-        </w:tc>
-        <w:tc>
-          <w:tcPr>
-            <w:tcW w:w="275" w:type="dxa"/>
-            <w:tcBorders>
-              <w:top w:val="nil"/>
-              <w:left w:val="nil"/>
-              <w:bottom w:val="single" w:sz="4" w:space="0" w:color="auto"/>
-              <w:right w:val="nil"/>
-            </w:tcBorders>
-          </w:tcPr>
-          <w:p/>
-        </w:tc>
-        <w:tc>
-          <w:tcPr>
-            <w:tcW w:w="275" w:type="dxa"/>
-            <w:tcBorders>
-              <w:top w:val="nil"/>
-              <w:left w:val="nil"/>
-              <w:bottom w:val="single" w:sz="4" w:space="0" w:color="auto"/>
-              <w:right w:val="nil"/>
-            </w:tcBorders>
-          </w:tcPr>
-          <w:p/>
-        </w:tc>
-        <w:tc>
-          <w:tcPr>
-            <w:tcW w:w="275" w:type="dxa"/>
-            <w:tcBorders>
-              <w:top w:val="nil"/>
-              <w:left w:val="nil"/>
-              <w:bottom w:val="single" w:sz="4" w:space="0" w:color="auto"/>
-              <w:right w:val="nil"/>
-            </w:tcBorders>
-          </w:tcPr>
-          <w:p/>
-        </w:tc>
-        <w:tc>
-          <w:tcPr>
-            <w:tcW w:w="292" w:type="dxa"/>
-            <w:tcBorders>
-              <w:top w:val="nil"/>
-              <w:left w:val="nil"/>
-              <w:bottom w:val="single" w:sz="4" w:space="0" w:color="auto"/>
-              <w:right w:val="nil"/>
-            </w:tcBorders>
-          </w:tcPr>
-          <w:p/>
-        </w:tc>
-        <w:tc>
-          <w:tcPr>
-            <w:tcW w:w="292" w:type="dxa"/>
-            <w:tcBorders>
-              <w:top w:val="nil"/>
-              <w:left w:val="nil"/>
-              <w:bottom w:val="single" w:sz="4" w:space="0" w:color="auto"/>
-              <w:right w:val="nil"/>
-            </w:tcBorders>
-          </w:tcPr>
-          <w:p/>
-        </w:tc>
-        <w:tc>
-          <w:tcPr>
-            <w:tcW w:w="291" w:type="dxa"/>
-            <w:tcBorders>
-              <w:top w:val="nil"/>
-              <w:left w:val="nil"/>
-              <w:bottom w:val="single" w:sz="4" w:space="0" w:color="auto"/>
-              <w:right w:val="nil"/>
-            </w:tcBorders>
-          </w:tcPr>
-          <w:p/>
-        </w:tc>
-        <w:tc>
-          <w:tcPr>
-            <w:tcW w:w="291" w:type="dxa"/>
-            <w:tcBorders>
-              <w:top w:val="nil"/>
-              <w:left w:val="nil"/>
-              <w:bottom w:val="single" w:sz="4" w:space="0" w:color="auto"/>
-              <w:right w:val="nil"/>
-            </w:tcBorders>
-          </w:tcPr>
-          <w:p/>
-        </w:tc>
-        <w:tc>
-          <w:tcPr>
-            <w:tcW w:w="291" w:type="dxa"/>
-            <w:tcBorders>
-              <w:top w:val="nil"/>
-              <w:left w:val="nil"/>
-              <w:bottom w:val="single" w:sz="4" w:space="0" w:color="auto"/>
-              <w:right w:val="nil"/>
-            </w:tcBorders>
-          </w:tcPr>
-          <w:p/>
-        </w:tc>
-        <w:tc>
-          <w:tcPr>
-            <w:tcW w:w="275" w:type="dxa"/>
-            <w:tcBorders>
-              <w:top w:val="nil"/>
-              <w:left w:val="nil"/>
-              <w:bottom w:val="single" w:sz="4" w:space="0" w:color="auto"/>
-              <w:right w:val="nil"/>
-            </w:tcBorders>
-          </w:tcPr>
-          <w:p/>
-        </w:tc>
-        <w:tc>
-          <w:tcPr>
-            <w:tcW w:w="275" w:type="dxa"/>
-            <w:tcBorders>
-              <w:top w:val="nil"/>
-              <w:left w:val="nil"/>
-              <w:bottom w:val="single" w:sz="4" w:space="0" w:color="auto"/>
-              <w:right w:val="nil"/>
-            </w:tcBorders>
-          </w:tcPr>
-          <w:p/>
-        </w:tc>
-        <w:tc>
-          <w:tcPr>
-            <w:tcW w:w="296" w:type="dxa"/>
-            <w:tcBorders>
-              <w:top w:val="nil"/>
-              <w:left w:val="nil"/>
-              <w:bottom w:val="single" w:sz="4" w:space="0" w:color="auto"/>
-              <w:right w:val="nil"/>
-            </w:tcBorders>
-          </w:tcPr>
-          <w:p/>
-        </w:tc>
-        <w:tc>
-          <w:tcPr>
-            <w:tcW w:w="296" w:type="dxa"/>
-            <w:tcBorders>
-              <w:top w:val="nil"/>
-              <w:left w:val="nil"/>
-              <w:bottom w:val="single" w:sz="4" w:space="0" w:color="auto"/>
-              <w:right w:val="nil"/>
-            </w:tcBorders>
-          </w:tcPr>
-          <w:p/>
-        </w:tc>
-        <w:tc>
-          <w:tcPr>
-            <w:tcW w:w="296" w:type="dxa"/>
-            <w:tcBorders>
-              <w:top w:val="nil"/>
-              <w:left w:val="nil"/>
-              <w:bottom w:val="single" w:sz="4" w:space="0" w:color="auto"/>
-              <w:right w:val="nil"/>
-            </w:tcBorders>
-          </w:tcPr>
-          <w:p/>
-        </w:tc>
-        <w:tc>
-          <w:tcPr>
-            <w:tcW w:w="296" w:type="dxa"/>
-            <w:tcBorders>
-              <w:top w:val="nil"/>
-              <w:left w:val="nil"/>
-              <w:bottom w:val="single" w:sz="4" w:space="0" w:color="auto"/>
-              <w:right w:val="nil"/>
-            </w:tcBorders>
-          </w:tcPr>
-          <w:p/>
-        </w:tc>
-        <w:tc>
-          <w:tcPr>
-            <w:tcW w:w="296" w:type="dxa"/>
-            <w:tcBorders>
-              <w:top w:val="nil"/>
-              <w:left w:val="nil"/>
-              <w:bottom w:val="single" w:sz="4" w:space="0" w:color="auto"/>
-              <w:right w:val="nil"/>
-            </w:tcBorders>
-          </w:tcPr>
-          <w:p/>
-        </w:tc>
-        <w:tc>
-          <w:tcPr>
-            <w:tcW w:w="296" w:type="dxa"/>
-            <w:tcBorders>
-              <w:top w:val="nil"/>
-              <w:left w:val="nil"/>
-              <w:bottom w:val="single" w:sz="4" w:space="0" w:color="auto"/>
               <w:right w:val="nil"/>
             </w:tcBorders>
           </w:tcPr>
